--- a/cortexskills/deliverables/Guide_Installation_Runtime_Customer_Linux_CortexSkills_FR.docx
+++ b/cortexskills/deliverables/Guide_Installation_Runtime_Customer_Linux_CortexSkills_FR.docx
@@ -225,7 +225,7 @@
             </w:rPr>
             <w:fldChar w:fldCharType="separate"/>
           </w:r>
-          <w:hyperlink w:anchor="__RefHeading___Toc1032_645963790">
+          <w:hyperlink w:anchor="__RefHeading___Toc4996_3952465195">
             <w:r>
               <w:rPr>
                 <w:rStyle w:val="IndexLink"/>
@@ -245,7 +245,7 @@
             </w:tabs>
             <w:rPr/>
           </w:pPr>
-          <w:hyperlink w:anchor="__RefHeading___Toc1034_645963790">
+          <w:hyperlink w:anchor="__RefHeading___Toc4998_3952465195">
             <w:r>
               <w:rPr>
                 <w:rStyle w:val="IndexLink"/>
@@ -265,7 +265,7 @@
             </w:tabs>
             <w:rPr/>
           </w:pPr>
-          <w:hyperlink w:anchor="__RefHeading___Toc1036_645963790">
+          <w:hyperlink w:anchor="__RefHeading___Toc5000_3952465195">
             <w:r>
               <w:rPr>
                 <w:rStyle w:val="IndexLink"/>
@@ -285,7 +285,7 @@
             </w:tabs>
             <w:rPr/>
           </w:pPr>
-          <w:hyperlink w:anchor="__RefHeading___Toc1038_645963790">
+          <w:hyperlink w:anchor="__RefHeading___Toc5002_3952465195">
             <w:r>
               <w:rPr>
                 <w:rStyle w:val="IndexLink"/>
@@ -305,7 +305,7 @@
             </w:tabs>
             <w:rPr/>
           </w:pPr>
-          <w:hyperlink w:anchor="__RefHeading___Toc1040_645963790">
+          <w:hyperlink w:anchor="__RefHeading___Toc5004_3952465195">
             <w:r>
               <w:rPr>
                 <w:rStyle w:val="IndexLink"/>
@@ -325,14 +325,14 @@
             </w:tabs>
             <w:rPr/>
           </w:pPr>
-          <w:hyperlink w:anchor="__RefHeading___Toc1042_645963790">
+          <w:hyperlink w:anchor="__RefHeading___Toc5006_3952465195">
             <w:r>
               <w:rPr>
                 <w:rStyle w:val="IndexLink"/>
               </w:rPr>
               <w:t>2.3 Ce que vous recevez de l’éditeur</w:t>
               <w:tab/>
-              <w:t>5</w:t>
+              <w:t>6</w:t>
             </w:r>
           </w:hyperlink>
         </w:p>
@@ -345,12 +345,12 @@
             </w:tabs>
             <w:rPr/>
           </w:pPr>
-          <w:hyperlink w:anchor="__RefHeading___Toc1044_645963790">
+          <w:hyperlink w:anchor="__RefHeading___Toc5008_3952465195">
             <w:r>
               <w:rPr>
                 <w:rStyle w:val="IndexLink"/>
               </w:rPr>
-              <w:t>3. Vérifier et décompresser le paquet</w:t>
+              <w:t>3. Installer Node.js 22</w:t>
               <w:tab/>
               <w:t>7</w:t>
             </w:r>
@@ -365,12 +365,12 @@
             </w:tabs>
             <w:rPr/>
           </w:pPr>
-          <w:hyperlink w:anchor="__RefHeading___Toc1046_645963790">
+          <w:hyperlink w:anchor="__RefHeading___Toc5010_3952465195">
             <w:r>
               <w:rPr>
                 <w:rStyle w:val="IndexLink"/>
               </w:rPr>
-              <w:t>4. Réglages (.env)</w:t>
+              <w:t>4. Vérifier et décompresser le paquet</w:t>
               <w:tab/>
               <w:t>8</w:t>
             </w:r>
@@ -385,14 +385,14 @@
             </w:tabs>
             <w:rPr/>
           </w:pPr>
-          <w:hyperlink w:anchor="__RefHeading___Toc1048_645963790">
+          <w:hyperlink w:anchor="__RefHeading___Toc5012_3952465195">
             <w:r>
               <w:rPr>
                 <w:rStyle w:val="IndexLink"/>
               </w:rPr>
-              <w:t>5. Installer le service et démarrer</w:t>
+              <w:t>5. Réglages (.env)</w:t>
               <w:tab/>
-              <w:t>10</w:t>
+              <w:t>9</w:t>
             </w:r>
           </w:hyperlink>
         </w:p>
@@ -405,14 +405,34 @@
             </w:tabs>
             <w:rPr/>
           </w:pPr>
-          <w:hyperlink w:anchor="__RefHeading___Toc1050_645963790">
+          <w:hyperlink w:anchor="__RefHeading___Toc5014_3952465195">
             <w:r>
               <w:rPr>
                 <w:rStyle w:val="IndexLink"/>
               </w:rPr>
-              <w:t>6. HTTPS (Nginx)</w:t>
+              <w:t>6. Installer le service et démarrer</w:t>
               <w:tab/>
               <w:t>11</w:t>
+            </w:r>
+          </w:hyperlink>
+        </w:p>
+        <w:p>
+          <w:pPr>
+            <w:pStyle w:val="TOC1"/>
+            <w:tabs>
+              <w:tab w:val="clear" w:pos="720"/>
+              <w:tab w:val="right" w:pos="9637" w:leader="dot"/>
+            </w:tabs>
+            <w:rPr/>
+          </w:pPr>
+          <w:hyperlink w:anchor="__RefHeading___Toc5016_3952465195">
+            <w:r>
+              <w:rPr>
+                <w:rStyle w:val="IndexLink"/>
+              </w:rPr>
+              <w:t>7. HTTPS (Nginx)</w:t>
+              <w:tab/>
+              <w:t>12</w:t>
             </w:r>
           </w:hyperlink>
         </w:p>
@@ -425,14 +445,14 @@
             </w:tabs>
             <w:rPr/>
           </w:pPr>
-          <w:hyperlink w:anchor="__RefHeading___Toc1052_645963790">
+          <w:hyperlink w:anchor="__RefHeading___Toc5018_3952465195">
             <w:r>
               <w:rPr>
                 <w:rStyle w:val="IndexLink"/>
               </w:rPr>
-              <w:t>6.1 Les organisations de référence</w:t>
+              <w:t>7.1 Les organisations de référence</w:t>
               <w:tab/>
-              <w:t>12</w:t>
+              <w:t>13</w:t>
             </w:r>
           </w:hyperlink>
         </w:p>
@@ -445,14 +465,14 @@
             </w:tabs>
             <w:rPr/>
           </w:pPr>
-          <w:hyperlink w:anchor="__RefHeading___Toc1054_645963790">
+          <w:hyperlink w:anchor="__RefHeading___Toc5020_3952465195">
             <w:r>
               <w:rPr>
                 <w:rStyle w:val="IndexLink"/>
               </w:rPr>
-              <w:t>7. Créer votre organisation</w:t>
+              <w:t>8. Créer votre organisation</w:t>
               <w:tab/>
-              <w:t>14</w:t>
+              <w:t>15</w:t>
             </w:r>
           </w:hyperlink>
         </w:p>
@@ -465,14 +485,14 @@
             </w:tabs>
             <w:rPr/>
           </w:pPr>
-          <w:hyperlink w:anchor="__RefHeading___Toc1056_645963790">
+          <w:hyperlink w:anchor="__RefHeading___Toc5022_3952465195">
             <w:r>
               <w:rPr>
                 <w:rStyle w:val="IndexLink"/>
               </w:rPr>
-              <w:t>8. Activer la licence</w:t>
+              <w:t>9. Activer la licence</w:t>
               <w:tab/>
-              <w:t>15</w:t>
+              <w:t>16</w:t>
             </w:r>
           </w:hyperlink>
         </w:p>
@@ -485,14 +505,14 @@
             </w:tabs>
             <w:rPr/>
           </w:pPr>
-          <w:hyperlink w:anchor="__RefHeading___Toc1058_645963790">
+          <w:hyperlink w:anchor="__RefHeading___Toc5024_3952465195">
             <w:r>
               <w:rPr>
                 <w:rStyle w:val="IndexLink"/>
               </w:rPr>
-              <w:t>8.1 Consulter la licence installée</w:t>
+              <w:t>9.1 Consulter la licence installée</w:t>
               <w:tab/>
-              <w:t>16</w:t>
+              <w:t>17</w:t>
             </w:r>
           </w:hyperlink>
         </w:p>
@@ -505,14 +525,14 @@
             </w:tabs>
             <w:rPr/>
           </w:pPr>
-          <w:hyperlink w:anchor="__RefHeading___Toc1060_645963790">
+          <w:hyperlink w:anchor="__RefHeading___Toc5026_3952465195">
             <w:r>
               <w:rPr>
                 <w:rStyle w:val="IndexLink"/>
               </w:rPr>
-              <w:t>8.2 Ce que la licence décide</w:t>
+              <w:t>9.2 Ce que la licence décide</w:t>
               <w:tab/>
-              <w:t>16</w:t>
+              <w:t>17</w:t>
             </w:r>
           </w:hyperlink>
         </w:p>
@@ -525,14 +545,14 @@
             </w:tabs>
             <w:rPr/>
           </w:pPr>
-          <w:hyperlink w:anchor="__RefHeading___Toc1062_645963790">
+          <w:hyperlink w:anchor="__RefHeading___Toc5028_3952465195">
             <w:r>
               <w:rPr>
                 <w:rStyle w:val="IndexLink"/>
               </w:rPr>
-              <w:t>8.3 Renouvellement, changement, fin</w:t>
+              <w:t>9.3 Renouvellement, changement, fin</w:t>
               <w:tab/>
-              <w:t>16</w:t>
+              <w:t>17</w:t>
             </w:r>
           </w:hyperlink>
         </w:p>
@@ -545,14 +565,14 @@
             </w:tabs>
             <w:rPr/>
           </w:pPr>
-          <w:hyperlink w:anchor="__RefHeading___Toc1064_645963790">
+          <w:hyperlink w:anchor="__RefHeading___Toc5030_3952465195">
             <w:r>
               <w:rPr>
                 <w:rStyle w:val="IndexLink"/>
               </w:rPr>
-              <w:t>9. Exploitation</w:t>
+              <w:t>10. Exploitation</w:t>
               <w:tab/>
-              <w:t>17</w:t>
+              <w:t>18</w:t>
             </w:r>
           </w:hyperlink>
         </w:p>
@@ -565,14 +585,14 @@
             </w:tabs>
             <w:rPr/>
           </w:pPr>
-          <w:hyperlink w:anchor="__RefHeading___Toc1066_645963790">
+          <w:hyperlink w:anchor="__RefHeading___Toc5032_3952465195">
             <w:r>
               <w:rPr>
                 <w:rStyle w:val="IndexLink"/>
               </w:rPr>
-              <w:t>9.1 Commandes courantes</w:t>
+              <w:t>10.1 Commandes courantes</w:t>
               <w:tab/>
-              <w:t>17</w:t>
+              <w:t>18</w:t>
             </w:r>
           </w:hyperlink>
         </w:p>
@@ -585,14 +605,14 @@
             </w:tabs>
             <w:rPr/>
           </w:pPr>
-          <w:hyperlink w:anchor="__RefHeading___Toc1068_645963790">
+          <w:hyperlink w:anchor="__RefHeading___Toc5034_3952465195">
             <w:r>
               <w:rPr>
                 <w:rStyle w:val="IndexLink"/>
               </w:rPr>
-              <w:t>9.2 Sauvegardes</w:t>
+              <w:t>10.2 Sauvegardes</w:t>
               <w:tab/>
-              <w:t>17</w:t>
+              <w:t>18</w:t>
             </w:r>
           </w:hyperlink>
         </w:p>
@@ -605,14 +625,14 @@
             </w:tabs>
             <w:rPr/>
           </w:pPr>
-          <w:hyperlink w:anchor="__RefHeading___Toc1070_645963790">
+          <w:hyperlink w:anchor="__RefHeading___Toc5036_3952465195">
             <w:r>
               <w:rPr>
                 <w:rStyle w:val="IndexLink"/>
               </w:rPr>
-              <w:t>9.3 Restauration</w:t>
+              <w:t>10.3 Restauration</w:t>
               <w:tab/>
-              <w:t>17</w:t>
+              <w:t>18</w:t>
             </w:r>
           </w:hyperlink>
         </w:p>
@@ -625,14 +645,14 @@
             </w:tabs>
             <w:rPr/>
           </w:pPr>
-          <w:hyperlink w:anchor="__RefHeading___Toc1072_645963790">
+          <w:hyperlink w:anchor="__RefHeading___Toc5038_3952465195">
             <w:r>
               <w:rPr>
                 <w:rStyle w:val="IndexLink"/>
               </w:rPr>
-              <w:t>9.4 Mise à jour</w:t>
+              <w:t>10.4 Mise à jour</w:t>
               <w:tab/>
-              <w:t>17</w:t>
+              <w:t>18</w:t>
             </w:r>
           </w:hyperlink>
         </w:p>
@@ -645,14 +665,14 @@
             </w:tabs>
             <w:rPr/>
           </w:pPr>
-          <w:hyperlink w:anchor="__RefHeading___Toc1074_645963790">
+          <w:hyperlink w:anchor="__RefHeading___Toc5040_3952465195">
             <w:r>
               <w:rPr>
                 <w:rStyle w:val="IndexLink"/>
               </w:rPr>
-              <w:t>9.5 Désinstallation</w:t>
+              <w:t>10.5 Désinstallation</w:t>
               <w:tab/>
-              <w:t>18</w:t>
+              <w:t>19</w:t>
             </w:r>
           </w:hyperlink>
         </w:p>
@@ -665,14 +685,14 @@
             </w:tabs>
             <w:rPr/>
           </w:pPr>
-          <w:hyperlink w:anchor="__RefHeading___Toc1076_645963790">
+          <w:hyperlink w:anchor="__RefHeading___Toc5042_3952465195">
             <w:r>
               <w:rPr>
                 <w:rStyle w:val="IndexLink"/>
               </w:rPr>
-              <w:t>10. Sécurité</w:t>
+              <w:t>11. Sécurité</w:t>
               <w:tab/>
-              <w:t>19</w:t>
+              <w:t>20</w:t>
             </w:r>
           </w:hyperlink>
         </w:p>
@@ -685,14 +705,14 @@
             </w:tabs>
             <w:rPr/>
           </w:pPr>
-          <w:hyperlink w:anchor="__RefHeading___Toc1078_645963790">
+          <w:hyperlink w:anchor="__RefHeading___Toc5044_3952465195">
             <w:r>
               <w:rPr>
                 <w:rStyle w:val="IndexLink"/>
               </w:rPr>
-              <w:t>11. Dépannage</w:t>
+              <w:t>12. Dépannage</w:t>
               <w:tab/>
-              <w:t>20</w:t>
+              <w:t>21</w:t>
             </w:r>
           </w:hyperlink>
         </w:p>
@@ -705,14 +725,14 @@
             </w:tabs>
             <w:rPr/>
           </w:pPr>
-          <w:hyperlink w:anchor="__RefHeading___Toc1080_645963790">
+          <w:hyperlink w:anchor="__RefHeading___Toc5046_3952465195">
             <w:r>
               <w:rPr>
                 <w:rStyle w:val="IndexLink"/>
               </w:rPr>
-              <w:t>12. Assistance</w:t>
+              <w:t>13. Assistance</w:t>
               <w:tab/>
-              <w:t>21</w:t>
+              <w:t>22</w:t>
             </w:r>
           </w:hyperlink>
           <w:r>
@@ -749,7 +769,7 @@
         <w:spacing w:before="0" w:after="240"/>
         <w:rPr/>
       </w:pPr>
-      <w:bookmarkStart w:id="0" w:name="__RefHeading___Toc1032_645963790"/>
+      <w:bookmarkStart w:id="0" w:name="__RefHeading___Toc4996_3952465195"/>
       <w:bookmarkEnd w:id="0"/>
       <w:r>
         <w:rPr>
@@ -777,7 +797,7 @@
           <w:sz w:val="22"/>
           <w:szCs w:val="22"/>
         </w:rPr>
-        <w:t>CortexSkills est livré sous forme d’exécutable de production prêt à lancer : un dossier à décompresser sur votre serveur, qui contient l’application et son moteur Node.js. Aucune compilation, aucun téléchargement, aucun accès Internet n’est nécessaire. Vos données ne quittent pas vos serveurs : la base, les pièces jointes et les sauvegardes sont dans le dossier data/. Rien n’est envoyé à l’éditeur.</w:t>
+        <w:t>CortexSkills est livré en un seul fichier compressé, Runtime_Customer_Linux_CortexSkills_1.15.1.tar.xz : un dossier à décompresser sur votre serveur, qui contient l’exécutable de production. Il fonctionne avec Node.js 22 installé sur le serveur ; aucune compilation et aucun accès Internet ne sont nécessaires. Vos données ne quittent pas vos serveurs : la base, les pièces jointes et les sauvegardes sont dans le dossier data/. Rien n’est envoyé à l’éditeur.</w:t>
       </w:r>
     </w:p>
     <w:tbl>
@@ -1088,7 +1108,7 @@
                 <w:sz w:val="18"/>
                 <w:szCs w:val="18"/>
               </w:rPr>
-              <w:t>runtime/node/</w:t>
+              <w:t>data/</w:t>
             </w:r>
           </w:p>
         </w:tc>
@@ -1118,7 +1138,7 @@
                 <w:sz w:val="18"/>
                 <w:szCs w:val="18"/>
               </w:rPr>
-              <w:t>Node.js 22.22.2 (linux-x64), distribution officielle.</w:t>
+              <w:t>Base de données, pièces jointes, sauvegardes quotidiennes et licence installée. C’est la seule donnée à protéger.</w:t>
             </w:r>
           </w:p>
         </w:tc>
@@ -1153,7 +1173,7 @@
                 <w:sz w:val="18"/>
                 <w:szCs w:val="18"/>
               </w:rPr>
-              <w:t>data/</w:t>
+              <w:t>.env</w:t>
             </w:r>
           </w:p>
         </w:tc>
@@ -1183,7 +1203,7 @@
                 <w:sz w:val="18"/>
                 <w:szCs w:val="18"/>
               </w:rPr>
-              <w:t>Base de données, pièces jointes, sauvegardes quotidiennes et licence installée. C’est la seule donnée à protéger.</w:t>
+              <w:t>Vos réglages : adresse, secrets, administrateur, messagerie (créé à partir de env.example).</w:t>
             </w:r>
           </w:p>
         </w:tc>
@@ -1218,7 +1238,7 @@
                 <w:sz w:val="18"/>
                 <w:szCs w:val="18"/>
               </w:rPr>
-              <w:t>.env</w:t>
+              <w:t>config/</w:t>
             </w:r>
           </w:p>
         </w:tc>
@@ -1248,7 +1268,7 @@
                 <w:sz w:val="18"/>
                 <w:szCs w:val="18"/>
               </w:rPr>
-              <w:t>Vos réglages : adresse, secrets, administrateur, messagerie (créé à partir de env.example).</w:t>
+              <w:t>cortexskills.service (systemd, durci) et nginx-cortexskills.conf (HTTPS).</w:t>
             </w:r>
           </w:p>
         </w:tc>
@@ -1283,7 +1303,7 @@
                 <w:sz w:val="18"/>
                 <w:szCs w:val="18"/>
               </w:rPr>
-              <w:t>config/</w:t>
+              <w:t>licence/</w:t>
             </w:r>
           </w:p>
         </w:tc>
@@ -1313,7 +1333,7 @@
                 <w:sz w:val="18"/>
                 <w:szCs w:val="18"/>
               </w:rPr>
-              <w:t>cortexskills.service (systemd, durci) et nginx-cortexskills.conf (HTTPS).</w:t>
+              <w:t>Où vous déposez le fichier de licence reçu de l’éditeur.</w:t>
             </w:r>
           </w:p>
         </w:tc>
@@ -1348,7 +1368,7 @@
                 <w:sz w:val="18"/>
                 <w:szCs w:val="18"/>
               </w:rPr>
-              <w:t>licence/</w:t>
+              <w:t>LISEZMOI.txt · README.txt</w:t>
             </w:r>
           </w:p>
         </w:tc>
@@ -1378,7 +1398,7 @@
                 <w:sz w:val="18"/>
                 <w:szCs w:val="18"/>
               </w:rPr>
-              <w:t>Où vous déposez le fichier de licence reçu de l’éditeur.</w:t>
+              <w:t>Rappel des commandes essentielles, en français et en anglais.</w:t>
             </w:r>
           </w:p>
         </w:tc>
@@ -1472,7 +1492,7 @@
                 <w:sz w:val="21"/>
                 <w:szCs w:val="21"/>
               </w:rPr>
-              <w:t>Node.js 22.22.2 pour Linux x64 : la distribution officielle, dont l’empreinte a été vérifiée à la construction du paquet. Rien à installer, ni Node.js, ni npm, ni compilateur.</w:t>
+              <w:t>La clé publique de l’éditeur : elle vérifie la licence, elle ne peut pas en créer.</w:t>
             </w:r>
           </w:p>
           <w:p>
@@ -1489,7 +1509,7 @@
                 <w:sz w:val="21"/>
                 <w:szCs w:val="21"/>
               </w:rPr>
-              <w:t>La clé publique de l’éditeur : elle vérifie la licence, elle ne peut pas en créer.</w:t>
+              <w:t>Aucun code source lisible, aucun test, aucune source map, aucun outil de signature, aucune clé privée.</w:t>
             </w:r>
           </w:p>
           <w:p>
@@ -1506,7 +1526,7 @@
                 <w:sz w:val="21"/>
                 <w:szCs w:val="21"/>
               </w:rPr>
-              <w:t>Aucun code source lisible, aucun test, aucune source map, aucun outil de signature, aucune clé privée.</w:t>
+              <w:t>Node.js n’est pas inclus : c’est un prérequis de la machine (Node.js 22 LTS, 22.13 ou plus récent ; version validée : 22.22.2). Le paquet tient ainsi en un seul fichier compressé.</w:t>
             </w:r>
           </w:p>
         </w:tc>
@@ -1536,7 +1556,7 @@
         <w:spacing w:before="320" w:after="120"/>
         <w:rPr/>
       </w:pPr>
-      <w:bookmarkStart w:id="1" w:name="__RefHeading___Toc1034_645963790"/>
+      <w:bookmarkStart w:id="1" w:name="__RefHeading___Toc4998_3952465195"/>
       <w:bookmarkEnd w:id="1"/>
       <w:r>
         <w:rPr>
@@ -1662,7 +1682,7 @@
                 <w:sz w:val="21"/>
                 <w:szCs w:val="21"/>
               </w:rPr>
-              <w:t>Seul l’administrateur de la plateforme (ADMIN_EMAIL) se connecte au départ ; il consulte les organisations de référence en lecture (Portefeuille › Groupes et organisations). Vos propres utilisateurs sont ceux de votre organisation (chapitre 7).</w:t>
+              <w:t>Seul l’administrateur de la plateforme (ADMIN_EMAIL) se connecte au départ ; il consulte les organisations de référence en lecture (Portefeuille › Groupes et organisations). Vos propres utilisateurs sont ceux de votre organisation (chapitre 8).</w:t>
             </w:r>
           </w:p>
           <w:p>
@@ -1697,7 +1717,7 @@
       <w:r>
         <w:br w:type="page"/>
       </w:r>
-      <w:bookmarkStart w:id="2" w:name="__RefHeading___Toc1036_645963790"/>
+      <w:bookmarkStart w:id="2" w:name="__RefHeading___Toc5000_3952465195"/>
       <w:bookmarkEnd w:id="2"/>
       <w:r>
         <w:rPr>
@@ -1718,7 +1738,7 @@
         <w:spacing w:before="320" w:after="120"/>
         <w:rPr/>
       </w:pPr>
-      <w:bookmarkStart w:id="3" w:name="__RefHeading___Toc1038_645963790"/>
+      <w:bookmarkStart w:id="3" w:name="__RefHeading___Toc5002_3952465195"/>
       <w:bookmarkEnd w:id="3"/>
       <w:r>
         <w:rPr>
@@ -1971,7 +1991,7 @@
                 <w:sz w:val="18"/>
                 <w:szCs w:val="18"/>
               </w:rPr>
-              <w:t>Processeur</w:t>
+              <w:t>Node.js</w:t>
             </w:r>
           </w:p>
         </w:tc>
@@ -2001,7 +2021,7 @@
                 <w:sz w:val="18"/>
                 <w:szCs w:val="18"/>
               </w:rPr>
-              <w:t>2 vCPU</w:t>
+              <w:t>22 LTS, 22.13 ou plus récent (chapitre 3)</w:t>
             </w:r>
           </w:p>
         </w:tc>
@@ -2031,7 +2051,7 @@
                 <w:sz w:val="18"/>
                 <w:szCs w:val="18"/>
               </w:rPr>
-              <w:t>4 vCPU</w:t>
+              <w:t>22.22.2</w:t>
             </w:r>
           </w:p>
         </w:tc>
@@ -2066,7 +2086,7 @@
                 <w:sz w:val="18"/>
                 <w:szCs w:val="18"/>
               </w:rPr>
-              <w:t>Mémoire</w:t>
+              <w:t>Processeur</w:t>
             </w:r>
           </w:p>
         </w:tc>
@@ -2096,7 +2116,7 @@
                 <w:sz w:val="18"/>
                 <w:szCs w:val="18"/>
               </w:rPr>
-              <w:t>4 Go</w:t>
+              <w:t>2 vCPU</w:t>
             </w:r>
           </w:p>
         </w:tc>
@@ -2126,7 +2146,7 @@
                 <w:sz w:val="18"/>
                 <w:szCs w:val="18"/>
               </w:rPr>
-              <w:t>8 Go</w:t>
+              <w:t>4 vCPU</w:t>
             </w:r>
           </w:p>
         </w:tc>
@@ -2161,7 +2181,7 @@
                 <w:sz w:val="18"/>
                 <w:szCs w:val="18"/>
               </w:rPr>
-              <w:t>Disque</w:t>
+              <w:t>Mémoire</w:t>
             </w:r>
           </w:p>
         </w:tc>
@@ -2191,7 +2211,7 @@
                 <w:sz w:val="18"/>
                 <w:szCs w:val="18"/>
               </w:rPr>
-              <w:t>20 Go libres : paquet (environ 200 Mo décompressé), base avec les données de référence (environ 0,9 Go), sauvegardes quotidiennes (environ 0,8 Go chacune, 7 jours par défaut)</w:t>
+              <w:t>4 Go</w:t>
             </w:r>
           </w:p>
         </w:tc>
@@ -2221,7 +2241,7 @@
                 <w:sz w:val="18"/>
                 <w:szCs w:val="18"/>
               </w:rPr>
-              <w:t>50 Go sur un stockage sauvegardé</w:t>
+              <w:t>8 Go</w:t>
             </w:r>
           </w:p>
         </w:tc>
@@ -2256,7 +2276,7 @@
                 <w:sz w:val="18"/>
                 <w:szCs w:val="18"/>
               </w:rPr>
-              <w:t>Logiciels</w:t>
+              <w:t>Disque</w:t>
             </w:r>
           </w:p>
         </w:tc>
@@ -2286,7 +2306,7 @@
                 <w:sz w:val="18"/>
                 <w:szCs w:val="18"/>
               </w:rPr>
-              <w:t>systemd ; unzip ; sha256sum ; un reverse proxy HTTPS (Nginx conseillé)</w:t>
+              <w:t>20 Go libres : application (environ 80 Mo), base avec les données de référence (environ 0,9 Go), sauvegardes quotidiennes (environ 0,8 Go chacune, 7 jours par défaut)</w:t>
             </w:r>
           </w:p>
         </w:tc>
@@ -2300,6 +2320,101 @@
               <w:right w:val="single" w:sz="4" w:space="0" w:color="E1E8F0"/>
             </w:tcBorders>
             <w:shd w:color="auto" w:fill="FFFFFF" w:val="clear"/>
+          </w:tcPr>
+          <w:p>
+            <w:pPr>
+              <w:pStyle w:val="Normal"/>
+              <w:spacing w:before="0" w:after="20"/>
+              <w:rPr/>
+            </w:pPr>
+            <w:r>
+              <w:rPr>
+                <w:rFonts w:eastAsia="Open Sans" w:cs="Open Sans"/>
+                <w:b w:val="false"/>
+                <w:bCs w:val="false"/>
+                <w:color w:val="2C3E50"/>
+                <w:sz w:val="18"/>
+                <w:szCs w:val="18"/>
+              </w:rPr>
+              <w:t>50 Go sur un stockage sauvegardé</w:t>
+            </w:r>
+          </w:p>
+        </w:tc>
+      </w:tr>
+      <w:tr>
+        <w:trPr>
+          <w:cantSplit w:val="true"/>
+        </w:trPr>
+        <w:tc>
+          <w:tcPr>
+            <w:tcW w:w="1997" w:type="dxa"/>
+            <w:tcBorders>
+              <w:top w:val="single" w:sz="4" w:space="0" w:color="E1E8F0"/>
+              <w:left w:val="single" w:sz="4" w:space="0" w:color="E1E8F0"/>
+              <w:bottom w:val="single" w:sz="4" w:space="0" w:color="E1E8F0"/>
+              <w:right w:val="single" w:sz="4" w:space="0" w:color="E1E8F0"/>
+            </w:tcBorders>
+            <w:shd w:color="auto" w:fill="F5F8FB" w:val="clear"/>
+          </w:tcPr>
+          <w:p>
+            <w:pPr>
+              <w:pStyle w:val="Normal"/>
+              <w:spacing w:before="0" w:after="20"/>
+              <w:rPr/>
+            </w:pPr>
+            <w:r>
+              <w:rPr>
+                <w:rFonts w:eastAsia="Open Sans" w:cs="Open Sans"/>
+                <w:b w:val="false"/>
+                <w:bCs w:val="false"/>
+                <w:color w:val="2C3E50"/>
+                <w:sz w:val="18"/>
+                <w:szCs w:val="18"/>
+              </w:rPr>
+              <w:t>Logiciels</w:t>
+            </w:r>
+          </w:p>
+        </w:tc>
+        <w:tc>
+          <w:tcPr>
+            <w:tcW w:w="3597" w:type="dxa"/>
+            <w:tcBorders>
+              <w:top w:val="single" w:sz="4" w:space="0" w:color="E1E8F0"/>
+              <w:left w:val="single" w:sz="4" w:space="0" w:color="E1E8F0"/>
+              <w:bottom w:val="single" w:sz="4" w:space="0" w:color="E1E8F0"/>
+              <w:right w:val="single" w:sz="4" w:space="0" w:color="E1E8F0"/>
+            </w:tcBorders>
+            <w:shd w:color="auto" w:fill="F5F8FB" w:val="clear"/>
+          </w:tcPr>
+          <w:p>
+            <w:pPr>
+              <w:pStyle w:val="Normal"/>
+              <w:spacing w:before="0" w:after="20"/>
+              <w:rPr/>
+            </w:pPr>
+            <w:r>
+              <w:rPr>
+                <w:rFonts w:eastAsia="Open Sans" w:cs="Open Sans"/>
+                <w:b w:val="false"/>
+                <w:bCs w:val="false"/>
+                <w:color w:val="2C3E50"/>
+                <w:sz w:val="18"/>
+                <w:szCs w:val="18"/>
+              </w:rPr>
+              <w:t>systemd ; tar et xz ; sha256sum ; un reverse proxy HTTPS (Nginx conseillé)</w:t>
+            </w:r>
+          </w:p>
+        </w:tc>
+        <w:tc>
+          <w:tcPr>
+            <w:tcW w:w="4044" w:type="dxa"/>
+            <w:tcBorders>
+              <w:top w:val="single" w:sz="4" w:space="0" w:color="E1E8F0"/>
+              <w:left w:val="single" w:sz="4" w:space="0" w:color="E1E8F0"/>
+              <w:bottom w:val="single" w:sz="4" w:space="0" w:color="E1E8F0"/>
+              <w:right w:val="single" w:sz="4" w:space="0" w:color="E1E8F0"/>
+            </w:tcBorders>
+            <w:shd w:color="auto" w:fill="F5F8FB" w:val="clear"/>
           </w:tcPr>
           <w:p>
             <w:pPr>
@@ -2346,7 +2461,7 @@
         <w:spacing w:before="320" w:after="120"/>
         <w:rPr/>
       </w:pPr>
-      <w:bookmarkStart w:id="4" w:name="__RefHeading___Toc1040_645963790"/>
+      <w:bookmarkStart w:id="4" w:name="__RefHeading___Toc5004_3952465195"/>
       <w:bookmarkEnd w:id="4"/>
       <w:r>
         <w:rPr>
@@ -2633,7 +2748,7 @@
                 <w:sz w:val="18"/>
                 <w:szCs w:val="18"/>
               </w:rPr>
-              <w:t>Aucun accès Internet nécessaire (serveur isolé possible).</w:t>
+              <w:t>Aucun accès Internet nécessaire si Node.js est installé depuis l’archive officielle (serveur isolé possible).</w:t>
             </w:r>
           </w:p>
         </w:tc>
@@ -2776,7 +2891,7 @@
         <w:spacing w:before="320" w:after="120"/>
         <w:rPr/>
       </w:pPr>
-      <w:bookmarkStart w:id="5" w:name="__RefHeading___Toc1042_645963790"/>
+      <w:bookmarkStart w:id="5" w:name="__RefHeading___Toc5006_3952465195"/>
       <w:bookmarkEnd w:id="5"/>
       <w:r>
         <w:rPr>
@@ -2903,7 +3018,7 @@
                 <w:sz w:val="18"/>
                 <w:szCs w:val="18"/>
               </w:rPr>
-              <w:t>Runtime_Customer_Linux_CortexSkills_1.15.1.zip</w:t>
+              <w:t>Runtime_Customer_Linux_CortexSkills_1.15.1.tar.xz</w:t>
             </w:r>
           </w:p>
         </w:tc>
@@ -2933,7 +3048,7 @@
                 <w:sz w:val="18"/>
                 <w:szCs w:val="18"/>
               </w:rPr>
-              <w:t>Le paquet d’installation : l’exécutable minifié, Node.js, le lanceur, le service, l’exemple Nginx, le modèle de réglages, la documentation et la liste des empreintes.</w:t>
+              <w:t>L’exécutable : un seul fichier compressé (xz) avec l’application minifiée, le lanceur, le service, l’exemple Nginx, le modèle de réglages et la liste des empreintes.</w:t>
             </w:r>
           </w:p>
         </w:tc>
@@ -2968,7 +3083,7 @@
                 <w:sz w:val="18"/>
                 <w:szCs w:val="18"/>
               </w:rPr>
-              <w:t>Runtime_Customer_Linux_CortexSkills_1.15.1.zip.part00 …</w:t>
+              <w:t>Runtime_Customer_Linux_CortexSkills_1.15.1.tar.xz.sha256</w:t>
             </w:r>
           </w:p>
         </w:tc>
@@ -2998,7 +3113,7 @@
                 <w:sz w:val="18"/>
                 <w:szCs w:val="18"/>
               </w:rPr>
-              <w:t>Le même paquet en plusieurs parties, si l’envoi est découpé (taille maximale des pièces jointes). Reconstituez-le au chapitre 3.</w:t>
+              <w:t>L’empreinte SHA-256 du fichier, pour vérifier qu’il est intact.</w:t>
             </w:r>
           </w:p>
         </w:tc>
@@ -3033,7 +3148,7 @@
                 <w:sz w:val="18"/>
                 <w:szCs w:val="18"/>
               </w:rPr>
-              <w:t>Runtime_Customer_Linux_CortexSkills_1.15.1.zip.sha256</w:t>
+              <w:t>Guide_Installation_Runtime_Customer_Linux_CortexSkills_FR.docx / .pdf</w:t>
             </w:r>
           </w:p>
         </w:tc>
@@ -3063,7 +3178,7 @@
                 <w:sz w:val="18"/>
                 <w:szCs w:val="18"/>
               </w:rPr>
-              <w:t>L’empreinte SHA-256 du paquet, pour vérifier qu’il est intact.</w:t>
+              <w:t>Ce guide.</w:t>
             </w:r>
           </w:p>
         </w:tc>
@@ -3098,7 +3213,7 @@
                 <w:sz w:val="18"/>
                 <w:szCs w:val="18"/>
               </w:rPr>
-              <w:t>Guide_Installation_Runtime_Customer_Linux_CortexSkills_FR.docx / .pdf</w:t>
+              <w:t>Guide_Utilisateur_Customer_CortexSkills_FR.docx / .pdf</w:t>
             </w:r>
           </w:p>
         </w:tc>
@@ -3128,7 +3243,7 @@
                 <w:sz w:val="18"/>
                 <w:szCs w:val="18"/>
               </w:rPr>
-              <w:t>Ce guide (aussi dans le dossier documentation/ du paquet).</w:t>
+              <w:t>Le Guide utilisateur : utilisation de l’application sur un cas réel complet.</w:t>
             </w:r>
           </w:p>
         </w:tc>
@@ -3163,7 +3278,7 @@
                 <w:sz w:val="18"/>
                 <w:szCs w:val="18"/>
               </w:rPr>
-              <w:t>Guide_Utilisateur_Customer_CortexSkills_FR.docx / .pdf</w:t>
+              <w:t>Plus tard : &lt;Votre_entreprise&gt;.lic</w:t>
             </w:r>
           </w:p>
         </w:tc>
@@ -3193,72 +3308,7 @@
                 <w:sz w:val="18"/>
                 <w:szCs w:val="18"/>
               </w:rPr>
-              <w:t>Le Guide utilisateur : utilisation de l’application sur un cas réel complet (aussi dans documentation/).</w:t>
-            </w:r>
-          </w:p>
-        </w:tc>
-      </w:tr>
-      <w:tr>
-        <w:trPr>
-          <w:cantSplit w:val="true"/>
-        </w:trPr>
-        <w:tc>
-          <w:tcPr>
-            <w:tcW w:w="2997" w:type="dxa"/>
-            <w:tcBorders>
-              <w:top w:val="single" w:sz="4" w:space="0" w:color="E1E8F0"/>
-              <w:left w:val="single" w:sz="4" w:space="0" w:color="E1E8F0"/>
-              <w:bottom w:val="single" w:sz="4" w:space="0" w:color="E1E8F0"/>
-              <w:right w:val="single" w:sz="4" w:space="0" w:color="E1E8F0"/>
-            </w:tcBorders>
-            <w:shd w:color="auto" w:fill="F5F8FB" w:val="clear"/>
-          </w:tcPr>
-          <w:p>
-            <w:pPr>
-              <w:pStyle w:val="Normal"/>
-              <w:spacing w:before="0" w:after="20"/>
-              <w:rPr/>
-            </w:pPr>
-            <w:r>
-              <w:rPr>
-                <w:rFonts w:eastAsia="Open Sans" w:cs="Open Sans"/>
-                <w:b w:val="false"/>
-                <w:bCs w:val="false"/>
-                <w:color w:val="2C3E50"/>
-                <w:sz w:val="18"/>
-                <w:szCs w:val="18"/>
-              </w:rPr>
-              <w:t>Plus tard : &lt;Votre_entreprise&gt;.lic</w:t>
-            </w:r>
-          </w:p>
-        </w:tc>
-        <w:tc>
-          <w:tcPr>
-            <w:tcW w:w="6640" w:type="dxa"/>
-            <w:tcBorders>
-              <w:top w:val="single" w:sz="4" w:space="0" w:color="E1E8F0"/>
-              <w:left w:val="single" w:sz="4" w:space="0" w:color="E1E8F0"/>
-              <w:bottom w:val="single" w:sz="4" w:space="0" w:color="E1E8F0"/>
-              <w:right w:val="single" w:sz="4" w:space="0" w:color="E1E8F0"/>
-            </w:tcBorders>
-            <w:shd w:color="auto" w:fill="F5F8FB" w:val="clear"/>
-          </w:tcPr>
-          <w:p>
-            <w:pPr>
-              <w:pStyle w:val="Normal"/>
-              <w:spacing w:before="0" w:after="20"/>
-              <w:rPr/>
-            </w:pPr>
-            <w:r>
-              <w:rPr>
-                <w:rFonts w:eastAsia="Open Sans" w:cs="Open Sans"/>
-                <w:b w:val="false"/>
-                <w:bCs w:val="false"/>
-                <w:color w:val="2C3E50"/>
-                <w:sz w:val="18"/>
-                <w:szCs w:val="18"/>
-              </w:rPr>
-              <w:t>Votre fichier de licence, envoyé par l’éditeur après votre demande (chapitre 8).</w:t>
+              <w:t>Votre fichier de licence, envoyé par l’éditeur après votre demande (chapitre 9).</w:t>
             </w:r>
           </w:p>
         </w:tc>
@@ -3276,7 +3326,7 @@
       <w:r>
         <w:br w:type="page"/>
       </w:r>
-      <w:bookmarkStart w:id="6" w:name="__RefHeading___Toc1044_645963790"/>
+      <w:bookmarkStart w:id="6" w:name="__RefHeading___Toc5008_3952465195"/>
       <w:bookmarkEnd w:id="6"/>
       <w:r>
         <w:rPr>
@@ -3287,7 +3337,7 @@
           <w:sz w:val="40"/>
           <w:szCs w:val="40"/>
         </w:rPr>
-        <w:t>3. Vérifier et décompresser le paquet</w:t>
+        <w:t>3. Installer Node.js 22</w:t>
       </w:r>
     </w:p>
     <w:p>
@@ -3304,7 +3354,35 @@
           <w:sz w:val="22"/>
           <w:szCs w:val="22"/>
         </w:rPr>
-        <w:t>En administrateur (sudo). Le dossier conseillé est /opt/cortexskills : le service systemd protège les dossiers personnels (/home), n’y installez pas l’application.</w:t>
+        <w:t>Node.js 22 LTS (22.13 ou plus récent) doit être installé sur le serveur. Deux méthodes ; vérifiez ensuite avec node -v.</w:t>
+      </w:r>
+    </w:p>
+    <w:p>
+      <w:pPr>
+        <w:pStyle w:val="Normal"/>
+        <w:spacing w:lineRule="auto" w:line="288" w:before="0" w:after="160"/>
+        <w:jc w:val="left"/>
+        <w:rPr/>
+      </w:pPr>
+      <w:r>
+        <w:rPr>
+          <w:rFonts w:eastAsia="Open Sans" w:cs="Open Sans"/>
+          <w:b/>
+          <w:bCs/>
+          <w:color w:val="2C3E50"/>
+          <w:sz w:val="20"/>
+          <w:szCs w:val="20"/>
+        </w:rPr>
+        <w:t xml:space="preserve">Méthode 1 — archive officielle (fonctionne aussi sans Internet sur le serveur). </w:t>
+      </w:r>
+      <w:r>
+        <w:rPr>
+          <w:rFonts w:eastAsia="Open Sans" w:cs="Open Sans"/>
+          <w:color w:val="2C3E50"/>
+          <w:sz w:val="20"/>
+          <w:szCs w:val="20"/>
+        </w:rPr>
+        <w:t>Téléchargez node-v22.22.2-linux-x64.tar.xz et SHASUMS256.txt depuis https://nodejs.org/dist/v22.22.2/ (sur un poste connecté, puis copiez-les sur le serveur) :</w:t>
       </w:r>
     </w:p>
     <w:p>
@@ -3325,7 +3403,7 @@
           <w:sz w:val="18"/>
           <w:szCs w:val="18"/>
         </w:rPr>
-        <w:t>sudo apt -y install unzip            # RHEL / Rocky : sudo dnf -y install unzip</w:t>
+        <w:t>grep " node-v22.22.2-linux-x64.tar.xz$" SHASUMS256.txt | sha256sum -c -</w:t>
       </w:r>
     </w:p>
     <w:p>
@@ -3346,7 +3424,7 @@
           <w:sz w:val="18"/>
           <w:szCs w:val="18"/>
         </w:rPr>
-        <w:t>cd ~                                 # dossier où se trouvent les fichiers reçus</w:t>
+        <w:t>sudo tar -xJf node-v22.22.2-linux-x64.tar.xz -C /usr/local --strip-components=1</w:t>
       </w:r>
     </w:p>
     <w:p>
@@ -3367,7 +3445,26 @@
           <w:sz w:val="18"/>
           <w:szCs w:val="18"/>
         </w:rPr>
-        <w:t>cat Runtime_Customer_Linux_CortexSkills_1.15.1.zip.part* &gt; Runtime_Customer_Linux_CortexSkills_1.15.1.zip    # seulement si vous avez reçu des parties</w:t>
+        <w:t>node -v          # v22.22.2</w:t>
+      </w:r>
+    </w:p>
+    <w:p>
+      <w:pPr>
+        <w:pStyle w:val="Normal"/>
+        <w:spacing w:lineRule="auto" w:line="288" w:before="0" w:after="160"/>
+        <w:jc w:val="left"/>
+        <w:rPr/>
+      </w:pPr>
+      <w:r>
+        <w:rPr>
+          <w:rFonts w:eastAsia="Open Sans" w:cs="Open Sans"/>
+          <w:b/>
+          <w:bCs/>
+          <w:color w:val="2C3E50"/>
+          <w:sz w:val="20"/>
+          <w:szCs w:val="20"/>
+        </w:rPr>
+        <w:t xml:space="preserve">Méthode 2 — dépôt NodeSource (serveur connecté à Internet). </w:t>
       </w:r>
     </w:p>
     <w:p>
@@ -3388,7 +3485,7 @@
           <w:sz w:val="18"/>
           <w:szCs w:val="18"/>
         </w:rPr>
-        <w:t>sha256sum -c Runtime_Customer_Linux_CortexSkills_1.15.1.zip.sha256       # doit répondre : Runtime_Customer_Linux_CortexSkills_1.15.1.zip: OK</w:t>
+        <w:t># Ubuntu, Debian</w:t>
       </w:r>
     </w:p>
     <w:p>
@@ -3409,7 +3506,7 @@
           <w:sz w:val="18"/>
           <w:szCs w:val="18"/>
         </w:rPr>
-        <w:t>sudo unzip -q Runtime_Customer_Linux_CortexSkills_1.15.1.zip -d /opt &amp;&amp; sudo mv /opt/Runtime_Customer_Linux_CortexSkills_1.15.1 /opt/cortexskills</w:t>
+        <w:t>curl -fsSL https://deb.nodesource.com/setup_22.x | sudo -E bash - &amp;&amp; sudo apt-get install -y nodejs</w:t>
       </w:r>
     </w:p>
     <w:p>
@@ -3430,7 +3527,7 @@
           <w:sz w:val="18"/>
           <w:szCs w:val="18"/>
         </w:rPr>
-        <w:t>cd /opt/cortexskills &amp;&amp; sha256sum -c --quiet SHA256SUMS.txt &amp;&amp; echo "contenu intact"</w:t>
+        <w:t># RHEL, Rocky, AlmaLinux</w:t>
       </w:r>
     </w:p>
     <w:p>
@@ -3451,7 +3548,28 @@
           <w:sz w:val="18"/>
           <w:szCs w:val="18"/>
         </w:rPr>
-        <w:t>./cortexskills version</w:t>
+        <w:t>curl -fsSL https://rpm.nodesource.com/setup_22.x | sudo bash - &amp;&amp; sudo dnf install -y nodejs</w:t>
+      </w:r>
+    </w:p>
+    <w:p>
+      <w:pPr>
+        <w:pStyle w:val="Normal"/>
+        <w:pBdr>
+          <w:left w:val="single" w:sz="12" w:space="8" w:color="1876C6"/>
+        </w:pBdr>
+        <w:shd w:val="clear" w:color="auto" w:fill="F5F8FB"/>
+        <w:spacing w:before="0" w:after="80"/>
+        <w:ind w:left="240"/>
+        <w:rPr/>
+      </w:pPr>
+      <w:r>
+        <w:rPr>
+          <w:rFonts w:eastAsia="JetBrains Mono" w:cs="JetBrains Mono" w:ascii="JetBrains Mono" w:hAnsi="JetBrains Mono"/>
+          <w:color w:val="123A5F"/>
+          <w:sz w:val="18"/>
+          <w:szCs w:val="18"/>
+        </w:rPr>
+        <w:t>node -v          # v22.x (22.13 ou plus)</w:t>
       </w:r>
     </w:p>
     <w:p>
@@ -3464,11 +3582,11 @@
       <w:r>
         <w:rPr>
           <w:rFonts w:eastAsia="Open Sans" w:cs="Open Sans"/>
-          <w:color w:val="2C3E50"/>
+          <w:color w:val="5A6B7B"/>
           <w:sz w:val="20"/>
           <w:szCs w:val="20"/>
         </w:rPr>
-        <w:t>La dernière commande affiche « CortexSkills 1.15.1 · customer edition · Node.js 22.22.2 · data /opt/cortexskills/data ». Si une vérification échoue, n’installez pas : demandez un nouvel envoi à l’éditeur.</w:t>
+        <w:t>Le paquet nodejs des dépôts standard d’Ubuntu ou de Debian est trop ancien (18 ou 20) : n’utilisez pas « apt install nodejs » sans NodeSource. Si Node.js est installé ailleurs, indiquez son chemin dans la variable CORTEXSKILLS_NODE (par exemple /opt/node22/bin/node).</w:t>
       </w:r>
       <w:r>
         <w:br w:type="page"/>
@@ -3483,7 +3601,7 @@
         <w:spacing w:before="0" w:after="240"/>
         <w:rPr/>
       </w:pPr>
-      <w:bookmarkStart w:id="7" w:name="__RefHeading___Toc1046_645963790"/>
+      <w:bookmarkStart w:id="7" w:name="__RefHeading___Toc5010_3952465195"/>
       <w:bookmarkEnd w:id="7"/>
       <w:r>
         <w:rPr>
@@ -3494,7 +3612,193 @@
           <w:sz w:val="40"/>
           <w:szCs w:val="40"/>
         </w:rPr>
-        <w:t>4. Réglages (.env)</w:t>
+        <w:t>4. Vérifier et décompresser le paquet</w:t>
+      </w:r>
+    </w:p>
+    <w:p>
+      <w:pPr>
+        <w:pStyle w:val="Normal"/>
+        <w:spacing w:lineRule="auto" w:line="288" w:before="0" w:after="160"/>
+        <w:jc w:val="left"/>
+        <w:rPr/>
+      </w:pPr>
+      <w:r>
+        <w:rPr>
+          <w:rFonts w:eastAsia="Open Sans" w:cs="Open Sans"/>
+          <w:color w:val="2C3E50"/>
+          <w:sz w:val="22"/>
+          <w:szCs w:val="22"/>
+        </w:rPr>
+        <w:t>En administrateur (sudo). Le dossier conseillé est /opt/cortexskills : le service systemd protège les dossiers personnels (/home), n’y installez pas l’application.</w:t>
+      </w:r>
+    </w:p>
+    <w:p>
+      <w:pPr>
+        <w:pStyle w:val="Normal"/>
+        <w:pBdr>
+          <w:left w:val="single" w:sz="12" w:space="8" w:color="1876C6"/>
+        </w:pBdr>
+        <w:shd w:val="clear" w:color="auto" w:fill="F5F8FB"/>
+        <w:spacing w:before="0" w:after="80"/>
+        <w:ind w:left="240"/>
+        <w:rPr/>
+      </w:pPr>
+      <w:r>
+        <w:rPr>
+          <w:rFonts w:eastAsia="JetBrains Mono" w:cs="JetBrains Mono" w:ascii="JetBrains Mono" w:hAnsi="JetBrains Mono"/>
+          <w:color w:val="123A5F"/>
+          <w:sz w:val="18"/>
+          <w:szCs w:val="18"/>
+        </w:rPr>
+        <w:t>cd ~                                 # dossier où se trouvent les fichiers reçus</w:t>
+      </w:r>
+    </w:p>
+    <w:p>
+      <w:pPr>
+        <w:pStyle w:val="Normal"/>
+        <w:pBdr>
+          <w:left w:val="single" w:sz="12" w:space="8" w:color="1876C6"/>
+        </w:pBdr>
+        <w:shd w:val="clear" w:color="auto" w:fill="F5F8FB"/>
+        <w:spacing w:before="0" w:after="80"/>
+        <w:ind w:left="240"/>
+        <w:rPr/>
+      </w:pPr>
+      <w:r>
+        <w:rPr>
+          <w:rFonts w:eastAsia="JetBrains Mono" w:cs="JetBrains Mono" w:ascii="JetBrains Mono" w:hAnsi="JetBrains Mono"/>
+          <w:color w:val="123A5F"/>
+          <w:sz w:val="18"/>
+          <w:szCs w:val="18"/>
+        </w:rPr>
+        <w:t>sha256sum -c Runtime_Customer_Linux_CortexSkills_1.15.1.tar.xz.sha256          # doit répondre: Runtime_Customer_Linux_CortexSkills_1.15.1.tar.xz: OK</w:t>
+      </w:r>
+    </w:p>
+    <w:p>
+      <w:pPr>
+        <w:pStyle w:val="Normal"/>
+        <w:pBdr>
+          <w:left w:val="single" w:sz="12" w:space="8" w:color="1876C6"/>
+        </w:pBdr>
+        <w:shd w:val="clear" w:color="auto" w:fill="F5F8FB"/>
+        <w:spacing w:before="0" w:after="80"/>
+        <w:ind w:left="240"/>
+        <w:rPr/>
+      </w:pPr>
+      <w:r>
+        <w:rPr>
+          <w:rFonts w:eastAsia="JetBrains Mono" w:cs="JetBrains Mono" w:ascii="JetBrains Mono" w:hAnsi="JetBrains Mono"/>
+          <w:color w:val="123A5F"/>
+          <w:sz w:val="18"/>
+          <w:szCs w:val="18"/>
+        </w:rPr>
+        <w:t>sudo mkdir -p /opt/cortexskills</w:t>
+      </w:r>
+    </w:p>
+    <w:p>
+      <w:pPr>
+        <w:pStyle w:val="Normal"/>
+        <w:pBdr>
+          <w:left w:val="single" w:sz="12" w:space="8" w:color="1876C6"/>
+        </w:pBdr>
+        <w:shd w:val="clear" w:color="auto" w:fill="F5F8FB"/>
+        <w:spacing w:before="0" w:after="80"/>
+        <w:ind w:left="240"/>
+        <w:rPr/>
+      </w:pPr>
+      <w:r>
+        <w:rPr>
+          <w:rFonts w:eastAsia="JetBrains Mono" w:cs="JetBrains Mono" w:ascii="JetBrains Mono" w:hAnsi="JetBrains Mono"/>
+          <w:color w:val="123A5F"/>
+          <w:sz w:val="18"/>
+          <w:szCs w:val="18"/>
+        </w:rPr>
+        <w:t>sudo tar -xJf Runtime_Customer_Linux_CortexSkills_1.15.1.tar.xz -C /opt/cortexskills --strip-components=1</w:t>
+      </w:r>
+    </w:p>
+    <w:p>
+      <w:pPr>
+        <w:pStyle w:val="Normal"/>
+        <w:pBdr>
+          <w:left w:val="single" w:sz="12" w:space="8" w:color="1876C6"/>
+        </w:pBdr>
+        <w:shd w:val="clear" w:color="auto" w:fill="F5F8FB"/>
+        <w:spacing w:before="0" w:after="80"/>
+        <w:ind w:left="240"/>
+        <w:rPr/>
+      </w:pPr>
+      <w:r>
+        <w:rPr>
+          <w:rFonts w:eastAsia="JetBrains Mono" w:cs="JetBrains Mono" w:ascii="JetBrains Mono" w:hAnsi="JetBrains Mono"/>
+          <w:color w:val="123A5F"/>
+          <w:sz w:val="18"/>
+          <w:szCs w:val="18"/>
+        </w:rPr>
+        <w:t>cd /opt/cortexskills &amp;&amp; sha256sum -c --quiet SHA256SUMS.txt &amp;&amp; echo "contenu intact"</w:t>
+      </w:r>
+    </w:p>
+    <w:p>
+      <w:pPr>
+        <w:pStyle w:val="Normal"/>
+        <w:pBdr>
+          <w:left w:val="single" w:sz="12" w:space="8" w:color="1876C6"/>
+        </w:pBdr>
+        <w:shd w:val="clear" w:color="auto" w:fill="F5F8FB"/>
+        <w:spacing w:before="0" w:after="80"/>
+        <w:ind w:left="240"/>
+        <w:rPr/>
+      </w:pPr>
+      <w:r>
+        <w:rPr>
+          <w:rFonts w:eastAsia="JetBrains Mono" w:cs="JetBrains Mono" w:ascii="JetBrains Mono" w:hAnsi="JetBrains Mono"/>
+          <w:color w:val="123A5F"/>
+          <w:sz w:val="18"/>
+          <w:szCs w:val="18"/>
+        </w:rPr>
+        <w:t>./cortexskills version</w:t>
+      </w:r>
+    </w:p>
+    <w:p>
+      <w:pPr>
+        <w:pStyle w:val="Normal"/>
+        <w:spacing w:lineRule="auto" w:line="288" w:before="0" w:after="160"/>
+        <w:jc w:val="left"/>
+        <w:rPr/>
+      </w:pPr>
+      <w:r>
+        <w:rPr>
+          <w:rFonts w:eastAsia="Open Sans" w:cs="Open Sans"/>
+          <w:color w:val="2C3E50"/>
+          <w:sz w:val="20"/>
+          <w:szCs w:val="20"/>
+        </w:rPr>
+        <w:t>La dernière commande affiche « CortexSkills 1.15.1 · customer edition · Node.js 22.22.2 · data /opt/cortexskills/data ». Si une vérification échoue, n’installez pas : demandez un nouvel envoi à l’éditeur.</w:t>
+      </w:r>
+      <w:r>
+        <w:br w:type="page"/>
+      </w:r>
+    </w:p>
+    <w:p>
+      <w:pPr>
+        <w:pStyle w:val="Heading1"/>
+        <w:pBdr>
+          <w:bottom w:val="single" w:sz="6" w:space="6" w:color="E1E8F0"/>
+        </w:pBdr>
+        <w:spacing w:before="0" w:after="240"/>
+        <w:rPr/>
+      </w:pPr>
+      <w:bookmarkStart w:id="8" w:name="__RefHeading___Toc5012_3952465195"/>
+      <w:bookmarkEnd w:id="8"/>
+      <w:r>
+        <w:rPr>
+          <w:rFonts w:eastAsia="Montserrat" w:cs="Montserrat"/>
+          <w:b/>
+          <w:bCs/>
+          <w:color w:val="123A5F"/>
+          <w:sz w:val="40"/>
+          <w:szCs w:val="40"/>
+        </w:rPr>
+        <w:t>5. Réglages (.env)</w:t>
       </w:r>
     </w:p>
     <w:p>
@@ -4833,8 +5137,8 @@
       <w:r>
         <w:br w:type="page"/>
       </w:r>
-      <w:bookmarkStart w:id="8" w:name="__RefHeading___Toc1048_645963790"/>
-      <w:bookmarkEnd w:id="8"/>
+      <w:bookmarkStart w:id="9" w:name="__RefHeading___Toc5014_3952465195"/>
+      <w:bookmarkEnd w:id="9"/>
       <w:r>
         <w:rPr>
           <w:rFonts w:eastAsia="Montserrat" w:cs="Montserrat"/>
@@ -4844,7 +5148,7 @@
           <w:sz w:val="40"/>
           <w:szCs w:val="40"/>
         </w:rPr>
-        <w:t>5. Installer le service et démarrer</w:t>
+        <w:t>6. Installer le service et démarrer</w:t>
       </w:r>
     </w:p>
     <w:p>
@@ -4924,7 +5228,7 @@
           <w:sz w:val="22"/>
           <w:szCs w:val="22"/>
         </w:rPr>
-        <w:t>installer-service.sh crée l’utilisateur système « cortexskills » (sans shell ni mot de passe), rend app/ et runtime/ en lecture seule (propriété de root), donne data/ au seul service, réserve .env à root et au service, installe /etc/systemd/system/cortexskills.service puis démarre le service et l’active au démarrage du serveur.</w:t>
+        <w:t>installer-service.sh vérifie Node.js (22.13 ou plus), crée l’utilisateur système « cortexskills » (sans shell ni mot de passe), rend app/ en lecture seule (propriété de root), donne data/ au seul service, réserve .env à root et au service, installe /etc/systemd/system/cortexskills.service avec le chemin de Node.js, puis démarre le service et l’active au démarrage du serveur.</w:t>
       </w:r>
     </w:p>
     <w:p>
@@ -5424,8 +5728,8 @@
       <w:r>
         <w:br w:type="page"/>
       </w:r>
-      <w:bookmarkStart w:id="9" w:name="__RefHeading___Toc1050_645963790"/>
-      <w:bookmarkEnd w:id="9"/>
+      <w:bookmarkStart w:id="10" w:name="__RefHeading___Toc5016_3952465195"/>
+      <w:bookmarkEnd w:id="10"/>
       <w:r>
         <w:rPr>
           <w:rFonts w:eastAsia="Montserrat" w:cs="Montserrat"/>
@@ -5435,7 +5739,7 @@
           <w:sz w:val="40"/>
           <w:szCs w:val="40"/>
         </w:rPr>
-        <w:t>6. HTTPS (Nginx)</w:t>
+        <w:t>7. HTTPS (Nginx)</w:t>
       </w:r>
     </w:p>
     <w:p>
@@ -5519,7 +5823,7 @@
           <w:sz w:val="18"/>
           <w:szCs w:val="18"/>
         </w:rPr>
-        <w:t>sudo certbot certonly --nginx -d competences.votre-entreprise.ma   # certificat Let’s Encrypt (ou celui de votre entreprise)</w:t>
+        <w:t>sudo certbot certonly --nginx -d competences.votre-entreprise.ma</w:t>
       </w:r>
     </w:p>
     <w:p>
@@ -5557,7 +5861,7 @@
           <w:sz w:val="22"/>
           <w:szCs w:val="22"/>
         </w:rPr>
-        <w:t>Le fichier redirige le port 80 vers HTTPS, n’accepte que TLS 1.2 et 1.3, autorise des pièces jointes de 30 Mo et transmet vers http://127.0.0.1:4000 avec les en-têtes X-Forwarded-*. Un autre reverse proxy (Apache, HAProxy, F5, IIS ARR, Traefik) convient de la même façon. Ouvrez ensuite https://competences.votre-entreprise.ma :</w:t>
+        <w:t>Le fichier redirige le port 80 vers HTTPS, n’accepte que TLS 1.2 et 1.3, autorise des pièces jointes de 30 Mo et transmet vers http://127.0.0.1:4000 avec les en-têtes X-Forwarded-*. Un autre reverse proxy (Apache, HAProxy, F5, IIS ARR, Traefik) convient de la même façon. Ouvrez ensuite votre adresse :</w:t>
       </w:r>
     </w:p>
     <w:p>
@@ -5720,8 +6024,8 @@
         <w:spacing w:before="320" w:after="120"/>
         <w:rPr/>
       </w:pPr>
-      <w:bookmarkStart w:id="10" w:name="__RefHeading___Toc1052_645963790"/>
-      <w:bookmarkEnd w:id="10"/>
+      <w:bookmarkStart w:id="11" w:name="__RefHeading___Toc5018_3952465195"/>
+      <w:bookmarkEnd w:id="11"/>
       <w:r>
         <w:rPr>
           <w:rFonts w:eastAsia="Montserrat" w:cs="Montserrat"/>
@@ -5731,7 +6035,7 @@
           <w:sz w:val="32"/>
           <w:szCs w:val="32"/>
         </w:rPr>
-        <w:t>6.1 Les organisations de référence</w:t>
+        <w:t>7.1 Les organisations de référence</w:t>
       </w:r>
     </w:p>
     <w:tbl>
@@ -8711,8 +9015,8 @@
       <w:r>
         <w:br w:type="page"/>
       </w:r>
-      <w:bookmarkStart w:id="11" w:name="__RefHeading___Toc1054_645963790"/>
-      <w:bookmarkEnd w:id="11"/>
+      <w:bookmarkStart w:id="12" w:name="__RefHeading___Toc5020_3952465195"/>
+      <w:bookmarkEnd w:id="12"/>
       <w:r>
         <w:rPr>
           <w:rFonts w:eastAsia="Montserrat" w:cs="Montserrat"/>
@@ -8722,7 +9026,7 @@
           <w:sz w:val="40"/>
           <w:szCs w:val="40"/>
         </w:rPr>
-        <w:t>7. Créer votre organisation</w:t>
+        <w:t>8. Créer votre organisation</w:t>
       </w:r>
     </w:p>
     <w:p>
@@ -9291,8 +9595,8 @@
         <w:spacing w:before="0" w:after="240"/>
         <w:rPr/>
       </w:pPr>
-      <w:bookmarkStart w:id="12" w:name="__RefHeading___Toc1056_645963790"/>
-      <w:bookmarkEnd w:id="12"/>
+      <w:bookmarkStart w:id="13" w:name="__RefHeading___Toc5022_3952465195"/>
+      <w:bookmarkEnd w:id="13"/>
       <w:r>
         <w:rPr>
           <w:rFonts w:eastAsia="Montserrat" w:cs="Montserrat"/>
@@ -9302,7 +9606,7 @@
           <w:sz w:val="40"/>
           <w:szCs w:val="40"/>
         </w:rPr>
-        <w:t>8. Activer la licence</w:t>
+        <w:t>9. Activer la licence</w:t>
       </w:r>
     </w:p>
     <w:p>
@@ -9622,8 +9926,8 @@
         <w:spacing w:before="320" w:after="120"/>
         <w:rPr/>
       </w:pPr>
-      <w:bookmarkStart w:id="13" w:name="__RefHeading___Toc1058_645963790"/>
-      <w:bookmarkEnd w:id="13"/>
+      <w:bookmarkStart w:id="14" w:name="__RefHeading___Toc5024_3952465195"/>
+      <w:bookmarkEnd w:id="14"/>
       <w:r>
         <w:rPr>
           <w:rFonts w:eastAsia="Montserrat" w:cs="Montserrat"/>
@@ -9633,7 +9937,7 @@
           <w:sz w:val="32"/>
           <w:szCs w:val="32"/>
         </w:rPr>
-        <w:t>8.1 Consulter la licence installée</w:t>
+        <w:t>9.1 Consulter la licence installée</w:t>
       </w:r>
     </w:p>
     <w:p>
@@ -9685,8 +9989,8 @@
         <w:spacing w:before="320" w:after="120"/>
         <w:rPr/>
       </w:pPr>
-      <w:bookmarkStart w:id="14" w:name="__RefHeading___Toc1060_645963790"/>
-      <w:bookmarkEnd w:id="14"/>
+      <w:bookmarkStart w:id="15" w:name="__RefHeading___Toc5026_3952465195"/>
+      <w:bookmarkEnd w:id="15"/>
       <w:r>
         <w:rPr>
           <w:rFonts w:eastAsia="Montserrat" w:cs="Montserrat"/>
@@ -9696,7 +10000,7 @@
           <w:sz w:val="32"/>
           <w:szCs w:val="32"/>
         </w:rPr>
-        <w:t>8.2 Ce que la licence décide</w:t>
+        <w:t>9.2 Ce que la licence décide</w:t>
       </w:r>
     </w:p>
     <w:p>
@@ -9791,8 +10095,8 @@
         <w:spacing w:before="320" w:after="120"/>
         <w:rPr/>
       </w:pPr>
-      <w:bookmarkStart w:id="15" w:name="__RefHeading___Toc1062_645963790"/>
-      <w:bookmarkEnd w:id="15"/>
+      <w:bookmarkStart w:id="16" w:name="__RefHeading___Toc5028_3952465195"/>
+      <w:bookmarkEnd w:id="16"/>
       <w:r>
         <w:rPr>
           <w:rFonts w:eastAsia="Montserrat" w:cs="Montserrat"/>
@@ -9802,7 +10106,7 @@
           <w:sz w:val="32"/>
           <w:szCs w:val="32"/>
         </w:rPr>
-        <w:t>8.3 Renouvellement, changement, fin</w:t>
+        <w:t>9.3 Renouvellement, changement, fin</w:t>
       </w:r>
     </w:p>
     <w:p>
@@ -9877,8 +10181,8 @@
         <w:spacing w:before="0" w:after="240"/>
         <w:rPr/>
       </w:pPr>
-      <w:bookmarkStart w:id="16" w:name="__RefHeading___Toc1064_645963790"/>
-      <w:bookmarkEnd w:id="16"/>
+      <w:bookmarkStart w:id="17" w:name="__RefHeading___Toc5030_3952465195"/>
+      <w:bookmarkEnd w:id="17"/>
       <w:r>
         <w:rPr>
           <w:rFonts w:eastAsia="Montserrat" w:cs="Montserrat"/>
@@ -9888,7 +10192,7 @@
           <w:sz w:val="40"/>
           <w:szCs w:val="40"/>
         </w:rPr>
-        <w:t>9. Exploitation</w:t>
+        <w:t>10. Exploitation</w:t>
       </w:r>
     </w:p>
     <w:p>
@@ -9898,8 +10202,8 @@
         <w:spacing w:before="320" w:after="120"/>
         <w:rPr/>
       </w:pPr>
-      <w:bookmarkStart w:id="17" w:name="__RefHeading___Toc1066_645963790"/>
-      <w:bookmarkEnd w:id="17"/>
+      <w:bookmarkStart w:id="18" w:name="__RefHeading___Toc5032_3952465195"/>
+      <w:bookmarkEnd w:id="18"/>
       <w:r>
         <w:rPr>
           <w:rFonts w:eastAsia="Montserrat" w:cs="Montserrat"/>
@@ -9909,7 +10213,7 @@
           <w:sz w:val="32"/>
           <w:szCs w:val="32"/>
         </w:rPr>
-        <w:t>9.1 Commandes courantes</w:t>
+        <w:t>10.1 Commandes courantes</w:t>
       </w:r>
     </w:p>
     <w:tbl>
@@ -10380,7 +10684,7 @@
                 <w:sz w:val="17"/>
                 <w:szCs w:val="17"/>
               </w:rPr>
-              <w:t>sudo -u cortexskills ./cortexskills admin password --email jean@votre-entreprise.ma --password 'N0uveau#2026Mdp'</w:t>
+              <w:t>sudo -u cortexskills ./cortexskills admin password --email jean@votre-entreprise.ma --password 'N3w#2026Passw0rd'</w:t>
             </w:r>
           </w:p>
         </w:tc>
@@ -10393,8 +10697,8 @@
         <w:spacing w:before="320" w:after="120"/>
         <w:rPr/>
       </w:pPr>
-      <w:bookmarkStart w:id="18" w:name="__RefHeading___Toc1068_645963790"/>
-      <w:bookmarkEnd w:id="18"/>
+      <w:bookmarkStart w:id="19" w:name="__RefHeading___Toc5034_3952465195"/>
+      <w:bookmarkEnd w:id="19"/>
       <w:r>
         <w:rPr>
           <w:rFonts w:eastAsia="Montserrat" w:cs="Montserrat"/>
@@ -10404,7 +10708,7 @@
           <w:sz w:val="32"/>
           <w:szCs w:val="32"/>
         </w:rPr>
-        <w:t>9.2 Sauvegardes</w:t>
+        <w:t>10.2 Sauvegardes</w:t>
       </w:r>
     </w:p>
     <w:p>
@@ -10463,7 +10767,7 @@
           <w:sz w:val="18"/>
           <w:szCs w:val="18"/>
         </w:rPr>
-        <w:t>sudo rsync -a /opt/cortexskills/data/backups/ /opt/cortexskills/data/attachments/ sauvegarde@stockage:/cortexskills/</w:t>
+        <w:t>sudo rsync -a /opt/cortexskills/data/backups/ /opt/cortexskills/data/attachments/ backup@storage:/cortexskills/</w:t>
       </w:r>
     </w:p>
     <w:p>
@@ -10505,7 +10809,7 @@
           <w:sz w:val="18"/>
           <w:szCs w:val="18"/>
         </w:rPr>
-        <w:t>30 2 * * * rsync -a /opt/cortexskills/data/ sauvegarde@stockage:/cortexskills/</w:t>
+        <w:t>30 2 * * * rsync -a /opt/cortexskills/data/ backup@storage:/cortexskills/</w:t>
       </w:r>
     </w:p>
     <w:p>
@@ -10515,8 +10819,8 @@
         <w:spacing w:before="320" w:after="120"/>
         <w:rPr/>
       </w:pPr>
-      <w:bookmarkStart w:id="19" w:name="__RefHeading___Toc1070_645963790"/>
-      <w:bookmarkEnd w:id="19"/>
+      <w:bookmarkStart w:id="20" w:name="__RefHeading___Toc5036_3952465195"/>
+      <w:bookmarkEnd w:id="20"/>
       <w:r>
         <w:rPr>
           <w:rFonts w:eastAsia="Montserrat" w:cs="Montserrat"/>
@@ -10526,7 +10830,7 @@
           <w:sz w:val="32"/>
           <w:szCs w:val="32"/>
         </w:rPr>
-        <w:t>9.3 Restauration</w:t>
+        <w:t>10.3 Restauration</w:t>
       </w:r>
     </w:p>
     <w:p>
@@ -10637,8 +10941,8 @@
         <w:spacing w:before="320" w:after="120"/>
         <w:rPr/>
       </w:pPr>
-      <w:bookmarkStart w:id="20" w:name="__RefHeading___Toc1072_645963790"/>
-      <w:bookmarkEnd w:id="20"/>
+      <w:bookmarkStart w:id="21" w:name="__RefHeading___Toc5038_3952465195"/>
+      <w:bookmarkEnd w:id="21"/>
       <w:r>
         <w:rPr>
           <w:rFonts w:eastAsia="Montserrat" w:cs="Montserrat"/>
@@ -10648,7 +10952,7 @@
           <w:sz w:val="32"/>
           <w:szCs w:val="32"/>
         </w:rPr>
-        <w:t>9.4 Mise à jour</w:t>
+        <w:t>10.4 Mise à jour</w:t>
       </w:r>
     </w:p>
     <w:p>
@@ -10665,7 +10969,7 @@
           <w:sz w:val="22"/>
           <w:szCs w:val="22"/>
         </w:rPr>
-        <w:t>Une nouvelle version remplace app/, runtime/ et les scripts ; .env, data/ et licence/ sont conservés :</w:t>
+        <w:t>Une nouvelle version remplace app/, config/ et les scripts ; .env, data/ et licence/ sont conservés :</w:t>
       </w:r>
     </w:p>
     <w:p>
@@ -10707,7 +11011,7 @@
           <w:sz w:val="18"/>
           <w:szCs w:val="18"/>
         </w:rPr>
-        <w:t>sha256sum -c Runtime_Customer_Linux_CortexSkills_&lt;version&gt;.zip.sha256</w:t>
+        <w:t>sha256sum -c Runtime_Customer_Linux_CortexSkills_&lt;version&gt;.tar.xz.sha256</w:t>
       </w:r>
     </w:p>
     <w:p>
@@ -10728,7 +11032,7 @@
           <w:sz w:val="18"/>
           <w:szCs w:val="18"/>
         </w:rPr>
-        <w:t>unzip -q Runtime_Customer_Linux_CortexSkills_&lt;version&gt;.zip -d /tmp/cs-nouveau</w:t>
+        <w:t>mkdir -p /tmp/cs-new &amp;&amp; tar -xJf Runtime_Customer_Linux_CortexSkills_&lt;version&gt;.tar.xz -C /tmp/cs-new --strip-components=1</w:t>
       </w:r>
     </w:p>
     <w:p>
@@ -10770,7 +11074,7 @@
           <w:sz w:val="18"/>
           <w:szCs w:val="18"/>
         </w:rPr>
-        <w:t>cd /opt/cortexskills &amp;&amp; sudo rm -rf app runtime config</w:t>
+        <w:t>cd /opt/cortexskills &amp;&amp; sudo rm -rf app config</w:t>
       </w:r>
     </w:p>
     <w:p>
@@ -10791,7 +11095,7 @@
           <w:sz w:val="18"/>
           <w:szCs w:val="18"/>
         </w:rPr>
-        <w:t>sudo cp -r /tmp/cs-nouveau/Runtime_Customer_Linux_CortexSkills_&lt;version&gt;/{app,runtime,config,documentation,cortexskills,installer-service.sh,env.example,LISEZMOI.txt,SHA256SUMS.txt} .</w:t>
+        <w:t>sudo cp -r /tmp/cs-new/{app,config,cortexskills,installer-service.sh,env.example,LISEZMOI.txt,README.txt,SHA256SUMS.txt} .</w:t>
       </w:r>
     </w:p>
     <w:p>
@@ -10843,8 +11147,8 @@
         <w:spacing w:before="320" w:after="120"/>
         <w:rPr/>
       </w:pPr>
-      <w:bookmarkStart w:id="21" w:name="__RefHeading___Toc1074_645963790"/>
-      <w:bookmarkEnd w:id="21"/>
+      <w:bookmarkStart w:id="22" w:name="__RefHeading___Toc5040_3952465195"/>
+      <w:bookmarkEnd w:id="22"/>
       <w:r>
         <w:rPr>
           <w:rFonts w:eastAsia="Montserrat" w:cs="Montserrat"/>
@@ -10854,7 +11158,7 @@
           <w:sz w:val="32"/>
           <w:szCs w:val="32"/>
         </w:rPr>
-        <w:t>9.5 Désinstallation</w:t>
+        <w:t>10.5 Désinstallation</w:t>
       </w:r>
     </w:p>
     <w:p>
@@ -10886,8 +11190,8 @@
         <w:spacing w:before="0" w:after="240"/>
         <w:rPr/>
       </w:pPr>
-      <w:bookmarkStart w:id="22" w:name="__RefHeading___Toc1076_645963790"/>
-      <w:bookmarkEnd w:id="22"/>
+      <w:bookmarkStart w:id="23" w:name="__RefHeading___Toc5042_3952465195"/>
+      <w:bookmarkEnd w:id="23"/>
       <w:r>
         <w:rPr>
           <w:rFonts w:eastAsia="Montserrat" w:cs="Montserrat"/>
@@ -10897,7 +11201,7 @@
           <w:sz w:val="40"/>
           <w:szCs w:val="40"/>
         </w:rPr>
-        <w:t>10. Sécurité</w:t>
+        <w:t>11. Sécurité</w:t>
       </w:r>
     </w:p>
     <w:p>
@@ -10917,7 +11221,7 @@
           <w:sz w:val="22"/>
           <w:szCs w:val="22"/>
         </w:rPr>
-        <w:t>Le service s’exécute avec un utilisateur système sans privilège, sur un système de fichiers en lecture seule sauf data/ (chapitre 5).</w:t>
+        <w:t>Le service s’exécute avec un utilisateur système sans privilège, sur un système de fichiers en lecture seule sauf data/ (chapitre 6).</w:t>
       </w:r>
     </w:p>
     <w:p>
@@ -11017,7 +11321,7 @@
           <w:sz w:val="22"/>
           <w:szCs w:val="22"/>
         </w:rPr>
-        <w:t>Appliquez les mises à jour du système et de Nginx, et les mises à jour de CortexSkills envoyées par l’éditeur (Node.js est mis à jour avec elles).</w:t>
+        <w:t>Appliquez les mises à jour du système, de Node.js 22 (versions correctives) et de Nginx, et les mises à jour de CortexSkills envoyées par l’éditeur.</w:t>
       </w:r>
       <w:r>
         <w:br w:type="page"/>
@@ -11032,8 +11336,8 @@
         <w:spacing w:before="0" w:after="240"/>
         <w:rPr/>
       </w:pPr>
-      <w:bookmarkStart w:id="23" w:name="__RefHeading___Toc1078_645963790"/>
-      <w:bookmarkEnd w:id="23"/>
+      <w:bookmarkStart w:id="24" w:name="__RefHeading___Toc5044_3952465195"/>
+      <w:bookmarkEnd w:id="24"/>
       <w:r>
         <w:rPr>
           <w:rFonts w:eastAsia="Montserrat" w:cs="Montserrat"/>
@@ -11043,7 +11347,7 @@
           <w:sz w:val="40"/>
           <w:szCs w:val="40"/>
         </w:rPr>
-        <w:t>11. Dépannage</w:t>
+        <w:t>12. Dépannage</w:t>
       </w:r>
     </w:p>
     <w:tbl>
@@ -11190,7 +11494,7 @@
                 <w:sz w:val="16"/>
                 <w:szCs w:val="16"/>
               </w:rPr>
-              <w:t>« will not start in production mode » dans le journal</w:t>
+              <w:t>« Node.js 22 introuvable » / « not found »</w:t>
             </w:r>
           </w:p>
         </w:tc>
@@ -11220,7 +11524,7 @@
                 <w:sz w:val="16"/>
                 <w:szCs w:val="16"/>
               </w:rPr>
-              <w:t>Un réglage de .env manque ou est dangereux.</w:t>
+              <w:t>Node.js n’est pas installé, ou pas dans le PATH.</w:t>
             </w:r>
           </w:p>
         </w:tc>
@@ -11250,7 +11554,7 @@
                 <w:sz w:val="16"/>
                 <w:szCs w:val="16"/>
               </w:rPr>
-              <w:t>Lisez la liste du journal : chaque ligne nomme le réglage à corriger, puis sudo systemctl restart cortexskills.</w:t>
+              <w:t>Chapitre 3 ; ou CORTEXSKILLS_NODE=/chemin/vers/node.</w:t>
             </w:r>
           </w:p>
         </w:tc>
@@ -11285,7 +11589,7 @@
                 <w:sz w:val="16"/>
                 <w:szCs w:val="16"/>
               </w:rPr>
-              <w:t>« First start: set ADMIN_EMAIL and ADMIN_PASSWORD »</w:t>
+              <w:t>« needs Node.js 22.13 or newer »</w:t>
             </w:r>
           </w:p>
         </w:tc>
@@ -11315,7 +11619,7 @@
                 <w:sz w:val="16"/>
                 <w:szCs w:val="16"/>
               </w:rPr>
-              <w:t>Premier démarrage sans administrateur.</w:t>
+              <w:t>Version de Node.js trop ancienne (paquet de la distribution).</w:t>
             </w:r>
           </w:p>
         </w:tc>
@@ -11345,7 +11649,7 @@
                 <w:sz w:val="16"/>
                 <w:szCs w:val="16"/>
               </w:rPr>
-              <w:t>Renseignez-les dans .env, redémarrez, puis effacez ADMIN_PASSWORD.</w:t>
+              <w:t>Installez Node.js 22 depuis l’archive officielle ou NodeSource (chapitre 3).</w:t>
             </w:r>
           </w:p>
         </w:tc>
@@ -11380,7 +11684,7 @@
                 <w:sz w:val="16"/>
                 <w:szCs w:val="16"/>
               </w:rPr>
-              <w:t>systemctl status : « activating » pendant plusieurs minutes</w:t>
+              <w:t>« will not start in production mode » dans le journal</w:t>
             </w:r>
           </w:p>
         </w:tc>
@@ -11410,7 +11714,7 @@
                 <w:sz w:val="16"/>
                 <w:szCs w:val="16"/>
               </w:rPr>
-              <w:t>Premier démarrage : chargement des données de référence.</w:t>
+              <w:t>Un réglage de .env manque ou est dangereux.</w:t>
             </w:r>
           </w:p>
         </w:tc>
@@ -11440,7 +11744,7 @@
                 <w:sz w:val="16"/>
                 <w:szCs w:val="16"/>
               </w:rPr>
-              <w:t>Normal (5 à 15 minutes) : suivez journalctl -u cortexskills -f. Ne redémarrez pas pendant cette étape.</w:t>
+              <w:t>Lisez la liste du journal : chaque ligne nomme le réglage à corriger, puis sudo systemctl restart cortexskills.</w:t>
             </w:r>
           </w:p>
         </w:tc>
@@ -11475,7 +11779,7 @@
                 <w:sz w:val="16"/>
                 <w:szCs w:val="16"/>
               </w:rPr>
-              <w:t>« Port 4000 is already in use »</w:t>
+              <w:t>« First start: set ADMIN_EMAIL and ADMIN_PASSWORD »</w:t>
             </w:r>
           </w:p>
         </w:tc>
@@ -11505,7 +11809,7 @@
                 <w:sz w:val="16"/>
                 <w:szCs w:val="16"/>
               </w:rPr>
-              <w:t>Une autre application, ou CortexSkills lancé deux fois.</w:t>
+              <w:t>Premier démarrage sans administrateur.</w:t>
             </w:r>
           </w:p>
         </w:tc>
@@ -11535,7 +11839,7 @@
                 <w:sz w:val="16"/>
                 <w:szCs w:val="16"/>
               </w:rPr>
-              <w:t>Arrêtez l’autre processus, ou changez PORT dans .env et dans la configuration Nginx.</w:t>
+              <w:t>Renseignez-les dans .env, redémarrez, puis effacez ADMIN_PASSWORD.</w:t>
             </w:r>
           </w:p>
         </w:tc>
@@ -11570,7 +11874,7 @@
                 <w:sz w:val="16"/>
                 <w:szCs w:val="16"/>
               </w:rPr>
-              <w:t>« EACCES » ou « read-only file system » au démarrage</w:t>
+              <w:t>systemctl status : « activating » pendant plusieurs minutes</w:t>
             </w:r>
           </w:p>
         </w:tc>
@@ -11600,7 +11904,7 @@
                 <w:sz w:val="16"/>
                 <w:szCs w:val="16"/>
               </w:rPr>
-              <w:t>Dossier data/ déplacé ou droits modifiés ; ou installation sous /home.</w:t>
+              <w:t>Premier démarrage : chargement des données de référence.</w:t>
             </w:r>
           </w:p>
         </w:tc>
@@ -11630,7 +11934,7 @@
                 <w:sz w:val="16"/>
                 <w:szCs w:val="16"/>
               </w:rPr>
-              <w:t>Relancez sudo ./installer-service.sh ; installez dans /opt/cortexskills.</w:t>
+              <w:t>Normal (5 à 15 minutes) : suivez journalctl -u cortexskills -f. Ne redémarrez pas pendant cette étape.</w:t>
             </w:r>
           </w:p>
         </w:tc>
@@ -11665,7 +11969,7 @@
                 <w:sz w:val="16"/>
                 <w:szCs w:val="16"/>
               </w:rPr>
-              <w:t>« GLIBC_2.28 not found » ou « cannot execute binary file »</w:t>
+              <w:t>« Port 4000 is already in use »</w:t>
             </w:r>
           </w:p>
         </w:tc>
@@ -11695,7 +11999,7 @@
                 <w:sz w:val="16"/>
                 <w:szCs w:val="16"/>
               </w:rPr>
-              <w:t>Système trop ancien, Alpine (musl) ou processeur arm64.</w:t>
+              <w:t>Une autre application, ou CortexSkills lancé deux fois.</w:t>
             </w:r>
           </w:p>
         </w:tc>
@@ -11725,7 +12029,7 @@
                 <w:sz w:val="16"/>
                 <w:szCs w:val="16"/>
               </w:rPr>
-              <w:t>Utilisez un Linux x86-64 récent (2.1), ou le paquet Docker.</w:t>
+              <w:t>Arrêtez l’autre processus, ou changez PORT dans .env et dans la configuration Nginx.</w:t>
             </w:r>
           </w:p>
         </w:tc>
@@ -11760,7 +12064,7 @@
                 <w:sz w:val="16"/>
                 <w:szCs w:val="16"/>
               </w:rPr>
-              <w:t>502 Bad Gateway dans le navigateur</w:t>
+              <w:t>« EACCES » ou « read-only file system » au démarrage</w:t>
             </w:r>
           </w:p>
         </w:tc>
@@ -11790,7 +12094,7 @@
                 <w:sz w:val="16"/>
                 <w:szCs w:val="16"/>
               </w:rPr>
-              <w:t>Le service est arrêté ou encore au premier démarrage.</w:t>
+              <w:t>Dossier data/ déplacé ou droits modifiés ; ou installation sous /home.</w:t>
             </w:r>
           </w:p>
         </w:tc>
@@ -11820,7 +12124,7 @@
                 <w:sz w:val="16"/>
                 <w:szCs w:val="16"/>
               </w:rPr>
-              <w:t>systemctl status cortexskills ; journalctl -u cortexskills.</w:t>
+              <w:t>Relancez sudo ./installer-service.sh ; installez dans /opt/cortexskills.</w:t>
             </w:r>
           </w:p>
         </w:tc>
@@ -11855,7 +12159,7 @@
                 <w:sz w:val="16"/>
                 <w:szCs w:val="16"/>
               </w:rPr>
-              <w:t>Un compte d’une organisation de référence est refusé</w:t>
+              <w:t>« GLIBC_2.28 not found » ou « cannot execute binary file »</w:t>
             </w:r>
           </w:p>
         </w:tc>
@@ -11885,7 +12189,7 @@
                 <w:sz w:val="16"/>
                 <w:szCs w:val="16"/>
               </w:rPr>
-              <w:t>Ces comptes ne peuvent pas se connecter (1.1).</w:t>
+              <w:t>Système trop ancien, Alpine (musl) ou processeur arm64.</w:t>
             </w:r>
           </w:p>
         </w:tc>
@@ -11915,7 +12219,7 @@
                 <w:sz w:val="16"/>
                 <w:szCs w:val="16"/>
               </w:rPr>
-              <w:t>Connectez-vous avec l’administrateur de la plateforme ou avec les comptes de votre organisation.</w:t>
+              <w:t>Utilisez un Linux x86-64 récent (2.1), ou le paquet Docker.</w:t>
             </w:r>
           </w:p>
         </w:tc>
@@ -11950,7 +12254,7 @@
                 <w:sz w:val="16"/>
                 <w:szCs w:val="16"/>
               </w:rPr>
-              <w:t>« No space left on device »</w:t>
+              <w:t>502 Bad Gateway dans le navigateur</w:t>
             </w:r>
           </w:p>
         </w:tc>
@@ -11980,7 +12284,7 @@
                 <w:sz w:val="16"/>
                 <w:szCs w:val="16"/>
               </w:rPr>
-              <w:t>Disque plein (sauvegardes).</w:t>
+              <w:t>Le service est arrêté ou encore au premier démarrage.</w:t>
             </w:r>
           </w:p>
         </w:tc>
@@ -12010,7 +12314,7 @@
                 <w:sz w:val="16"/>
                 <w:szCs w:val="16"/>
               </w:rPr>
-              <w:t>Libérez de la place, réduisez BACKUP_RETENTION_DAYS et copiez les sauvegardes hors du serveur.</w:t>
+              <w:t>systemctl status cortexskills ; journalctl -u cortexskills.</w:t>
             </w:r>
           </w:p>
         </w:tc>
@@ -12045,7 +12349,7 @@
                 <w:sz w:val="16"/>
                 <w:szCs w:val="16"/>
               </w:rPr>
-              <w:t>sha256sum : « FAILED »</w:t>
+              <w:t>Un compte d’une organisation de référence est refusé</w:t>
             </w:r>
           </w:p>
         </w:tc>
@@ -12075,7 +12379,7 @@
                 <w:sz w:val="16"/>
                 <w:szCs w:val="16"/>
               </w:rPr>
-              <w:t>Paquet incomplet ou altéré (souvent une partie manquante).</w:t>
+              <w:t>Ces comptes ne peuvent pas se connecter (1.1).</w:t>
             </w:r>
           </w:p>
         </w:tc>
@@ -12105,7 +12409,7 @@
                 <w:sz w:val="16"/>
                 <w:szCs w:val="16"/>
               </w:rPr>
-              <w:t>Vérifiez que toutes les parties sont présentes et reconstituez le paquet ; sinon demandez un nouvel envoi.</w:t>
+              <w:t>Connectez-vous avec l’administrateur de la plateforme ou avec les comptes de votre organisation.</w:t>
             </w:r>
           </w:p>
         </w:tc>
@@ -12140,7 +12444,7 @@
                 <w:sz w:val="16"/>
                 <w:szCs w:val="16"/>
               </w:rPr>
-              <w:t>« The licence of this Organization is not active »</w:t>
+              <w:t>« No space left on device »</w:t>
             </w:r>
           </w:p>
         </w:tc>
@@ -12170,7 +12474,7 @@
                 <w:sz w:val="16"/>
                 <w:szCs w:val="16"/>
               </w:rPr>
-              <w:t>Licence non installée ou expirée.</w:t>
+              <w:t>Disque plein (sauvegardes).</w:t>
             </w:r>
           </w:p>
         </w:tc>
@@ -12200,7 +12504,7 @@
                 <w:sz w:val="16"/>
                 <w:szCs w:val="16"/>
               </w:rPr>
-              <w:t>Chapitre 8 ; vérifiez la date de fin.</w:t>
+              <w:t>Libérez de la place, réduisez BACKUP_RETENTION_DAYS et copiez les sauvegardes hors du serveur.</w:t>
             </w:r>
           </w:p>
         </w:tc>
@@ -12235,7 +12539,7 @@
                 <w:sz w:val="16"/>
                 <w:szCs w:val="16"/>
               </w:rPr>
-              <w:t>licence-install : « signature is not valid »</w:t>
+              <w:t>sha256sum : « FAILED »</w:t>
             </w:r>
           </w:p>
         </w:tc>
@@ -12265,7 +12569,7 @@
                 <w:sz w:val="16"/>
                 <w:szCs w:val="16"/>
               </w:rPr>
-              <w:t>Fichier modifié ou non émis par l’éditeur.</w:t>
+              <w:t>Fichier incomplet ou altéré.</w:t>
             </w:r>
           </w:p>
         </w:tc>
@@ -12295,7 +12599,7 @@
                 <w:sz w:val="16"/>
                 <w:szCs w:val="16"/>
               </w:rPr>
-              <w:t>Redemandez le fichier ; ne l’ouvrez pas dans un éditeur de texte qui le reformaterait.</w:t>
+              <w:t>Demandez un nouvel envoi.</w:t>
             </w:r>
           </w:p>
         </w:tc>
@@ -12330,7 +12634,7 @@
                 <w:sz w:val="16"/>
                 <w:szCs w:val="16"/>
               </w:rPr>
-              <w:t>licence-install : « Organization ID … does not exist »</w:t>
+              <w:t>« The licence of this Organization is not active »</w:t>
             </w:r>
           </w:p>
         </w:tc>
@@ -12360,7 +12664,7 @@
                 <w:sz w:val="16"/>
                 <w:szCs w:val="16"/>
               </w:rPr>
-              <w:t>Licence émise pour un autre ID.</w:t>
+              <w:t>Licence non installée ou expirée.</w:t>
             </w:r>
           </w:p>
         </w:tc>
@@ -12390,7 +12694,7 @@
                 <w:sz w:val="16"/>
                 <w:szCs w:val="16"/>
               </w:rPr>
-              <w:t>Comparez avec org-list et renvoyez le bon ID à l’éditeur.</w:t>
+              <w:t>Chapitre 9 ; vérifiez la date de fin.</w:t>
             </w:r>
           </w:p>
         </w:tc>
@@ -12425,6 +12729,196 @@
                 <w:sz w:val="16"/>
                 <w:szCs w:val="16"/>
               </w:rPr>
+              <w:t>licence-install : « signature is not valid »</w:t>
+            </w:r>
+          </w:p>
+        </w:tc>
+        <w:tc>
+          <w:tcPr>
+            <w:tcW w:w="2896" w:type="dxa"/>
+            <w:tcBorders>
+              <w:top w:val="single" w:sz="4" w:space="0" w:color="E1E8F0"/>
+              <w:left w:val="single" w:sz="4" w:space="0" w:color="E1E8F0"/>
+              <w:bottom w:val="single" w:sz="4" w:space="0" w:color="E1E8F0"/>
+              <w:right w:val="single" w:sz="4" w:space="0" w:color="E1E8F0"/>
+            </w:tcBorders>
+            <w:shd w:color="auto" w:fill="F5F8FB" w:val="clear"/>
+          </w:tcPr>
+          <w:p>
+            <w:pPr>
+              <w:pStyle w:val="Normal"/>
+              <w:spacing w:before="0" w:after="20"/>
+              <w:rPr/>
+            </w:pPr>
+            <w:r>
+              <w:rPr>
+                <w:rFonts w:eastAsia="Open Sans" w:cs="Open Sans"/>
+                <w:b w:val="false"/>
+                <w:bCs w:val="false"/>
+                <w:color w:val="2C3E50"/>
+                <w:sz w:val="16"/>
+                <w:szCs w:val="16"/>
+              </w:rPr>
+              <w:t>Fichier modifié ou non émis par l’éditeur.</w:t>
+            </w:r>
+          </w:p>
+        </w:tc>
+        <w:tc>
+          <w:tcPr>
+            <w:tcW w:w="3745" w:type="dxa"/>
+            <w:tcBorders>
+              <w:top w:val="single" w:sz="4" w:space="0" w:color="E1E8F0"/>
+              <w:left w:val="single" w:sz="4" w:space="0" w:color="E1E8F0"/>
+              <w:bottom w:val="single" w:sz="4" w:space="0" w:color="E1E8F0"/>
+              <w:right w:val="single" w:sz="4" w:space="0" w:color="E1E8F0"/>
+            </w:tcBorders>
+            <w:shd w:color="auto" w:fill="F5F8FB" w:val="clear"/>
+          </w:tcPr>
+          <w:p>
+            <w:pPr>
+              <w:pStyle w:val="Normal"/>
+              <w:spacing w:before="0" w:after="20"/>
+              <w:rPr/>
+            </w:pPr>
+            <w:r>
+              <w:rPr>
+                <w:rFonts w:eastAsia="Open Sans" w:cs="Open Sans"/>
+                <w:b w:val="false"/>
+                <w:bCs w:val="false"/>
+                <w:color w:val="2C3E50"/>
+                <w:sz w:val="16"/>
+                <w:szCs w:val="16"/>
+              </w:rPr>
+              <w:t>Redemandez le fichier ; ne l’ouvrez pas dans un éditeur de texte qui le reformaterait.</w:t>
+            </w:r>
+          </w:p>
+        </w:tc>
+      </w:tr>
+      <w:tr>
+        <w:trPr>
+          <w:cantSplit w:val="true"/>
+        </w:trPr>
+        <w:tc>
+          <w:tcPr>
+            <w:tcW w:w="2997" w:type="dxa"/>
+            <w:tcBorders>
+              <w:top w:val="single" w:sz="4" w:space="0" w:color="E1E8F0"/>
+              <w:left w:val="single" w:sz="4" w:space="0" w:color="E1E8F0"/>
+              <w:bottom w:val="single" w:sz="4" w:space="0" w:color="E1E8F0"/>
+              <w:right w:val="single" w:sz="4" w:space="0" w:color="E1E8F0"/>
+            </w:tcBorders>
+            <w:shd w:color="auto" w:fill="FFFFFF" w:val="clear"/>
+          </w:tcPr>
+          <w:p>
+            <w:pPr>
+              <w:pStyle w:val="Normal"/>
+              <w:spacing w:before="0" w:after="20"/>
+              <w:rPr/>
+            </w:pPr>
+            <w:r>
+              <w:rPr>
+                <w:rFonts w:eastAsia="Open Sans" w:cs="Open Sans"/>
+                <w:b w:val="false"/>
+                <w:bCs w:val="false"/>
+                <w:color w:val="2C3E50"/>
+                <w:sz w:val="16"/>
+                <w:szCs w:val="16"/>
+              </w:rPr>
+              <w:t>licence-install : « Organization ID … does not exist »</w:t>
+            </w:r>
+          </w:p>
+        </w:tc>
+        <w:tc>
+          <w:tcPr>
+            <w:tcW w:w="2896" w:type="dxa"/>
+            <w:tcBorders>
+              <w:top w:val="single" w:sz="4" w:space="0" w:color="E1E8F0"/>
+              <w:left w:val="single" w:sz="4" w:space="0" w:color="E1E8F0"/>
+              <w:bottom w:val="single" w:sz="4" w:space="0" w:color="E1E8F0"/>
+              <w:right w:val="single" w:sz="4" w:space="0" w:color="E1E8F0"/>
+            </w:tcBorders>
+            <w:shd w:color="auto" w:fill="FFFFFF" w:val="clear"/>
+          </w:tcPr>
+          <w:p>
+            <w:pPr>
+              <w:pStyle w:val="Normal"/>
+              <w:spacing w:before="0" w:after="20"/>
+              <w:rPr/>
+            </w:pPr>
+            <w:r>
+              <w:rPr>
+                <w:rFonts w:eastAsia="Open Sans" w:cs="Open Sans"/>
+                <w:b w:val="false"/>
+                <w:bCs w:val="false"/>
+                <w:color w:val="2C3E50"/>
+                <w:sz w:val="16"/>
+                <w:szCs w:val="16"/>
+              </w:rPr>
+              <w:t>Licence émise pour un autre ID.</w:t>
+            </w:r>
+          </w:p>
+        </w:tc>
+        <w:tc>
+          <w:tcPr>
+            <w:tcW w:w="3745" w:type="dxa"/>
+            <w:tcBorders>
+              <w:top w:val="single" w:sz="4" w:space="0" w:color="E1E8F0"/>
+              <w:left w:val="single" w:sz="4" w:space="0" w:color="E1E8F0"/>
+              <w:bottom w:val="single" w:sz="4" w:space="0" w:color="E1E8F0"/>
+              <w:right w:val="single" w:sz="4" w:space="0" w:color="E1E8F0"/>
+            </w:tcBorders>
+            <w:shd w:color="auto" w:fill="FFFFFF" w:val="clear"/>
+          </w:tcPr>
+          <w:p>
+            <w:pPr>
+              <w:pStyle w:val="Normal"/>
+              <w:spacing w:before="0" w:after="20"/>
+              <w:rPr/>
+            </w:pPr>
+            <w:r>
+              <w:rPr>
+                <w:rFonts w:eastAsia="Open Sans" w:cs="Open Sans"/>
+                <w:b w:val="false"/>
+                <w:bCs w:val="false"/>
+                <w:color w:val="2C3E50"/>
+                <w:sz w:val="16"/>
+                <w:szCs w:val="16"/>
+              </w:rPr>
+              <w:t>Comparez avec org-list et renvoyez le bon ID à l’éditeur.</w:t>
+            </w:r>
+          </w:p>
+        </w:tc>
+      </w:tr>
+      <w:tr>
+        <w:trPr>
+          <w:cantSplit w:val="true"/>
+        </w:trPr>
+        <w:tc>
+          <w:tcPr>
+            <w:tcW w:w="2997" w:type="dxa"/>
+            <w:tcBorders>
+              <w:top w:val="single" w:sz="4" w:space="0" w:color="E1E8F0"/>
+              <w:left w:val="single" w:sz="4" w:space="0" w:color="E1E8F0"/>
+              <w:bottom w:val="single" w:sz="4" w:space="0" w:color="E1E8F0"/>
+              <w:right w:val="single" w:sz="4" w:space="0" w:color="E1E8F0"/>
+            </w:tcBorders>
+            <w:shd w:color="auto" w:fill="F5F8FB" w:val="clear"/>
+          </w:tcPr>
+          <w:p>
+            <w:pPr>
+              <w:pStyle w:val="Normal"/>
+              <w:spacing w:before="0" w:after="20"/>
+              <w:rPr/>
+            </w:pPr>
+            <w:r>
+              <w:rPr>
+                <w:rFonts w:eastAsia="Open Sans" w:cs="Open Sans"/>
+                <w:b w:val="false"/>
+                <w:bCs w:val="false"/>
+                <w:color w:val="2C3E50"/>
+                <w:sz w:val="16"/>
+                <w:szCs w:val="16"/>
+              </w:rPr>
               <w:t>Changer de plan ou d’add-on est refusé</w:t>
             </w:r>
           </w:p>
@@ -12503,8 +12997,8 @@
       <w:r>
         <w:br w:type="page"/>
       </w:r>
-      <w:bookmarkStart w:id="24" w:name="__RefHeading___Toc1080_645963790"/>
-      <w:bookmarkEnd w:id="24"/>
+      <w:bookmarkStart w:id="25" w:name="__RefHeading___Toc5046_3952465195"/>
+      <w:bookmarkEnd w:id="25"/>
       <w:r>
         <w:rPr>
           <w:rFonts w:eastAsia="Montserrat" w:cs="Montserrat"/>
@@ -12514,7 +13008,7 @@
           <w:sz w:val="40"/>
           <w:szCs w:val="40"/>
         </w:rPr>
-        <w:t>12. Assistance</w:t>
+        <w:t>13. Assistance</w:t>
       </w:r>
     </w:p>
     <w:p>
@@ -12617,7 +13111,7 @@
     </w:r>
     <w:r>
       <w:rPr/>
-      <w:t>21</w:t>
+      <w:t>22</w:t>
     </w:r>
     <w:r>
       <w:rPr/>
@@ -12646,7 +13140,7 @@
     </w:r>
     <w:r>
       <w:rPr/>
-      <w:t>21</w:t>
+      <w:t>22</w:t>
     </w:r>
     <w:r>
       <w:rPr/>
